--- a/TWAOOS DOCUMENTATION STADIUL ACTUAL/La design am folsoit https.docx
+++ b/TWAOOS DOCUMENTATION STADIUL ACTUAL/La design am folsoit https.docx
@@ -2,6 +2,20 @@
 <file path=word/document.xml><?xml version="1.0" encoding="utf-8"?>
 <w:document xmlns:wpc="http://schemas.microsoft.com/office/word/2010/wordprocessingCanvas" xmlns:cx="http://schemas.microsoft.com/office/drawing/2014/chartex" xmlns:cx1="http://schemas.microsoft.com/office/drawing/2015/9/8/chartex" xmlns:cx2="http://schemas.microsoft.com/office/drawing/2015/10/21/chartex" xmlns:cx3="http://schemas.microsoft.com/office/drawing/2016/5/9/chartex" xmlns:cx4="http://schemas.microsoft.com/office/drawing/2016/5/10/chartex" xmlns:cx5="http://schemas.microsoft.com/office/drawing/2016/5/11/chartex" xmlns:cx6="http://schemas.microsoft.com/office/drawing/2016/5/12/chartex" xmlns:cx7="http://schemas.microsoft.com/office/drawing/2016/5/13/chartex" xmlns:cx8="http://schemas.microsoft.com/office/drawing/2016/5/14/chartex" xmlns:mc="http://schemas.openxmlformats.org/markup-compatibility/2006" xmlns:aink="http://schemas.microsoft.com/office/drawing/2016/ink" xmlns:am3d="http://schemas.microsoft.com/office/drawing/2017/model3d" xmlns:o="urn:schemas-microsoft-com:office:office" xmlns:oel="http://schemas.microsoft.com/office/2019/extlst" xmlns:r="http://schemas.openxmlformats.org/officeDocument/2006/relationships" xmlns:m="http://schemas.openxmlformats.org/officeDocument/2006/math" xmlns:v="urn:schemas-microsoft-com:vml" xmlns:wp14="http://schemas.microsoft.com/office/word/2010/wordprocessingDrawing" xmlns:wp="http://schemas.openxmlformats.org/drawingml/2006/wordprocessingDrawing" xmlns:w10="urn:schemas-microsoft-com:office:word" xmlns:w="http://schemas.openxmlformats.org/wordprocessingml/2006/main" xmlns:w14="http://schemas.microsoft.com/office/word/2010/wordml" xmlns:w15="http://schemas.microsoft.com/office/word/2012/wordml" xmlns:w16cex="http://schemas.microsoft.com/office/word/2018/wordml/cex" xmlns:w16cid="http://schemas.microsoft.com/office/word/2016/wordml/cid" xmlns:w16="http://schemas.microsoft.com/office/word/2018/wordml" xmlns:w16du="http://schemas.microsoft.com/office/word/2023/wordml/word16du" xmlns:w16sdtdh="http://schemas.microsoft.com/office/word/2020/wordml/sdtdatahash" xmlns:w16sdtfl="http://schemas.microsoft.com/office/word/2024/wordml/sdtformatlock" xmlns:w16se="http://schemas.microsoft.com/office/word/2015/wordml/symex" xmlns:wpg="http://schemas.microsoft.com/office/word/2010/wordprocessingGroup" xmlns:wpi="http://schemas.microsoft.com/office/word/2010/wordprocessingInk" xmlns:wne="http://schemas.microsoft.com/office/word/2006/wordml" xmlns:wps="http://schemas.microsoft.com/office/word/2010/wordprocessingShape" mc:Ignorable="w14 w15 w16se w16cid w16 w16cex w16sdtdh w16sdtfl w16du wp14">
   <w:body>
+    <w:p>
+      <w:pPr>
+        <w:rPr>
+          <w:lang w:val="en-CA"/>
+        </w:rPr>
+      </w:pPr>
+    </w:p>
+    <w:p>
+      <w:pPr>
+        <w:rPr>
+          <w:lang w:val="en-CA"/>
+        </w:rPr>
+      </w:pPr>
+    </w:p>
     <w:p>
       <w:pPr>
         <w:rPr>
@@ -596,6 +610,7 @@
           <w:szCs w:val="16"/>
           <w:lang w:val="en-CA"/>
         </w:rPr>
+        <w:lastRenderedPageBreak/>
         <w:t xml:space="preserve">  - Date &amp; time (start/end)</w:t>
       </w:r>
     </w:p>
@@ -647,135 +662,578 @@
           <w:szCs w:val="16"/>
           <w:lang w:val="en-CA"/>
         </w:rPr>
+        <w:t xml:space="preserve">  - Faculty (badge/tag)</w:t>
+      </w:r>
+    </w:p>
+    <w:p>
+      <w:pPr>
+        <w:rPr>
+          <w:sz w:val="16"/>
+          <w:szCs w:val="16"/>
+          <w:lang w:val="en-CA"/>
+        </w:rPr>
+      </w:pPr>
+      <w:r>
+        <w:rPr>
+          <w:sz w:val="16"/>
+          <w:szCs w:val="16"/>
+          <w:lang w:val="en-CA"/>
+        </w:rPr>
+        <w:t xml:space="preserve">  - Participation mode (online/offline/hybrid)</w:t>
+      </w:r>
+    </w:p>
+    <w:p>
+      <w:pPr>
+        <w:rPr>
+          <w:sz w:val="16"/>
+          <w:szCs w:val="16"/>
+          <w:lang w:val="en-CA"/>
+        </w:rPr>
+      </w:pPr>
+      <w:r>
+        <w:rPr>
+          <w:sz w:val="16"/>
+          <w:szCs w:val="16"/>
+          <w:lang w:val="en-CA"/>
+        </w:rPr>
+        <w:t xml:space="preserve">  - Status (upcoming, ongoing, finished)</w:t>
+      </w:r>
+    </w:p>
+    <w:p>
+      <w:pPr>
+        <w:rPr>
+          <w:sz w:val="16"/>
+          <w:szCs w:val="16"/>
+          <w:lang w:val="en-CA"/>
+        </w:rPr>
+      </w:pPr>
+      <w:r>
+        <w:rPr>
+          <w:sz w:val="16"/>
+          <w:szCs w:val="16"/>
+          <w:lang w:val="en-CA"/>
+        </w:rPr>
+        <w:t>- Include:</w:t>
+      </w:r>
+    </w:p>
+    <w:p>
+      <w:pPr>
+        <w:rPr>
+          <w:sz w:val="16"/>
+          <w:szCs w:val="16"/>
+          <w:lang w:val="en-CA"/>
+        </w:rPr>
+      </w:pPr>
+      <w:r>
+        <w:rPr>
+          <w:sz w:val="16"/>
+          <w:szCs w:val="16"/>
+          <w:lang w:val="en-CA"/>
+        </w:rPr>
+        <w:t xml:space="preserve">  - "View Details" button</w:t>
+      </w:r>
+    </w:p>
+    <w:p>
+      <w:pPr>
+        <w:rPr>
+          <w:sz w:val="16"/>
+          <w:szCs w:val="16"/>
+          <w:lang w:val="en-CA"/>
+        </w:rPr>
+      </w:pPr>
+      <w:r>
+        <w:rPr>
+          <w:sz w:val="16"/>
+          <w:szCs w:val="16"/>
+          <w:lang w:val="en-CA"/>
+        </w:rPr>
+        <w:t xml:space="preserve">  - "Register" button (if available)</w:t>
+      </w:r>
+    </w:p>
+    <w:p>
+      <w:pPr>
+        <w:rPr>
+          <w:sz w:val="16"/>
+          <w:szCs w:val="16"/>
+          <w:lang w:val="en-CA"/>
+        </w:rPr>
+      </w:pPr>
+    </w:p>
+    <w:p>
+      <w:pPr>
+        <w:rPr>
+          <w:sz w:val="16"/>
+          <w:szCs w:val="16"/>
+          <w:lang w:val="en-CA"/>
+        </w:rPr>
+      </w:pPr>
+      <w:r>
+        <w:rPr>
+          <w:sz w:val="16"/>
+          <w:szCs w:val="16"/>
+          <w:lang w:val="en-CA"/>
+        </w:rPr>
+        <w:t>- Add:</w:t>
+      </w:r>
+    </w:p>
+    <w:p>
+      <w:pPr>
+        <w:rPr>
+          <w:sz w:val="16"/>
+          <w:szCs w:val="16"/>
+          <w:lang w:val="en-CA"/>
+        </w:rPr>
+      </w:pPr>
+      <w:r>
+        <w:rPr>
+          <w:sz w:val="16"/>
+          <w:szCs w:val="16"/>
+          <w:lang w:val="en-CA"/>
+        </w:rPr>
+        <w:t xml:space="preserve">  - </w:t>
+      </w:r>
+      <w:r>
+        <w:rPr>
+          <w:rFonts w:ascii="Segoe UI Emoji" w:hAnsi="Segoe UI Emoji" w:cs="Segoe UI Emoji"/>
+          <w:sz w:val="16"/>
+          <w:szCs w:val="16"/>
+          <w:lang w:val="en-CA"/>
+        </w:rPr>
+        <w:t>🔍</w:t>
+      </w:r>
+      <w:r>
+        <w:rPr>
+          <w:sz w:val="16"/>
+          <w:szCs w:val="16"/>
+          <w:lang w:val="en-CA"/>
+        </w:rPr>
+        <w:t xml:space="preserve"> Search bar</w:t>
+      </w:r>
+    </w:p>
+    <w:p>
+      <w:pPr>
+        <w:rPr>
+          <w:sz w:val="16"/>
+          <w:szCs w:val="16"/>
+          <w:lang w:val="en-CA"/>
+        </w:rPr>
+      </w:pPr>
+      <w:r>
+        <w:rPr>
+          <w:sz w:val="16"/>
+          <w:szCs w:val="16"/>
+          <w:lang w:val="en-CA"/>
+        </w:rPr>
+        <w:t xml:space="preserve">  - </w:t>
+      </w:r>
+      <w:r>
+        <w:rPr>
+          <w:rFonts w:ascii="Segoe UI Symbol" w:hAnsi="Segoe UI Symbol" w:cs="Segoe UI Symbol"/>
+          <w:sz w:val="16"/>
+          <w:szCs w:val="16"/>
+          <w:lang w:val="en-CA"/>
+        </w:rPr>
+        <w:t>🎛</w:t>
+      </w:r>
+      <w:r>
+        <w:rPr>
+          <w:sz w:val="16"/>
+          <w:szCs w:val="16"/>
+          <w:lang w:val="en-CA"/>
+        </w:rPr>
+        <w:t xml:space="preserve"> Filters (dropdowns):</w:t>
+      </w:r>
+    </w:p>
+    <w:p>
+      <w:pPr>
+        <w:rPr>
+          <w:sz w:val="16"/>
+          <w:szCs w:val="16"/>
+          <w:lang w:val="en-CA"/>
+        </w:rPr>
+      </w:pPr>
+      <w:r>
+        <w:rPr>
+          <w:sz w:val="16"/>
+          <w:szCs w:val="16"/>
+          <w:lang w:val="en-CA"/>
+        </w:rPr>
+        <w:t xml:space="preserve">    - Category</w:t>
+      </w:r>
+    </w:p>
+    <w:p>
+      <w:pPr>
+        <w:rPr>
+          <w:sz w:val="16"/>
+          <w:szCs w:val="16"/>
+          <w:lang w:val="en-CA"/>
+        </w:rPr>
+      </w:pPr>
+      <w:r>
+        <w:rPr>
+          <w:sz w:val="16"/>
+          <w:szCs w:val="16"/>
+          <w:lang w:val="en-CA"/>
+        </w:rPr>
+        <w:t xml:space="preserve">    - Faculty</w:t>
+      </w:r>
+    </w:p>
+    <w:p>
+      <w:pPr>
+        <w:rPr>
+          <w:sz w:val="16"/>
+          <w:szCs w:val="16"/>
+          <w:lang w:val="en-CA"/>
+        </w:rPr>
+      </w:pPr>
+      <w:r>
+        <w:rPr>
+          <w:sz w:val="16"/>
+          <w:szCs w:val="16"/>
+          <w:lang w:val="en-CA"/>
+        </w:rPr>
+        <w:t xml:space="preserve">    - Participation mode</w:t>
+      </w:r>
+    </w:p>
+    <w:p>
+      <w:pPr>
+        <w:rPr>
+          <w:sz w:val="16"/>
+          <w:szCs w:val="16"/>
+          <w:lang w:val="en-CA"/>
+        </w:rPr>
+      </w:pPr>
+      <w:r>
+        <w:rPr>
+          <w:sz w:val="16"/>
+          <w:szCs w:val="16"/>
+          <w:lang w:val="en-CA"/>
+        </w:rPr>
+        <w:t xml:space="preserve">    - Status</w:t>
+      </w:r>
+    </w:p>
+    <w:p>
+      <w:pPr>
+        <w:rPr>
+          <w:sz w:val="16"/>
+          <w:szCs w:val="16"/>
+          <w:lang w:val="en-CA"/>
+        </w:rPr>
+      </w:pPr>
+      <w:r>
+        <w:rPr>
+          <w:sz w:val="16"/>
+          <w:szCs w:val="16"/>
+          <w:lang w:val="en-CA"/>
+        </w:rPr>
+        <w:t xml:space="preserve">  - </w:t>
+      </w:r>
+      <w:r>
+        <w:rPr>
+          <w:rFonts w:ascii="Segoe UI Emoji" w:hAnsi="Segoe UI Emoji" w:cs="Segoe UI Emoji"/>
+          <w:sz w:val="16"/>
+          <w:szCs w:val="16"/>
+          <w:lang w:val="en-CA"/>
+        </w:rPr>
+        <w:t>📄</w:t>
+      </w:r>
+      <w:r>
+        <w:rPr>
+          <w:sz w:val="16"/>
+          <w:szCs w:val="16"/>
+          <w:lang w:val="en-CA"/>
+        </w:rPr>
+        <w:t xml:space="preserve"> Pagination (modern style, rounded, smooth transitions)</w:t>
+      </w:r>
+    </w:p>
+    <w:p>
+      <w:pPr>
+        <w:rPr>
+          <w:sz w:val="16"/>
+          <w:szCs w:val="16"/>
+          <w:lang w:val="en-CA"/>
+        </w:rPr>
+      </w:pPr>
+    </w:p>
+    <w:p>
+      <w:pPr>
+        <w:rPr>
+          <w:sz w:val="16"/>
+          <w:szCs w:val="16"/>
+          <w:lang w:val="en-CA"/>
+        </w:rPr>
+      </w:pPr>
+      <w:r>
+        <w:rPr>
+          <w:sz w:val="16"/>
+          <w:szCs w:val="16"/>
+          <w:lang w:val="en-CA"/>
+        </w:rPr>
+        <w:t xml:space="preserve">3. </w:t>
+      </w:r>
+      <w:r>
+        <w:rPr>
+          <w:rFonts w:ascii="Segoe UI Emoji" w:hAnsi="Segoe UI Emoji" w:cs="Segoe UI Emoji"/>
+          <w:sz w:val="16"/>
+          <w:szCs w:val="16"/>
+          <w:lang w:val="en-CA"/>
+        </w:rPr>
+        <w:t>📄</w:t>
+      </w:r>
+      <w:r>
+        <w:rPr>
+          <w:sz w:val="16"/>
+          <w:szCs w:val="16"/>
+          <w:lang w:val="en-CA"/>
+        </w:rPr>
+        <w:t xml:space="preserve"> EVENT DETAILS PAGE / MODAL</w:t>
+      </w:r>
+    </w:p>
+    <w:p>
+      <w:pPr>
+        <w:rPr>
+          <w:sz w:val="16"/>
+          <w:szCs w:val="16"/>
+          <w:lang w:val="en-CA"/>
+        </w:rPr>
+      </w:pPr>
+      <w:r>
+        <w:rPr>
+          <w:sz w:val="16"/>
+          <w:szCs w:val="16"/>
+          <w:lang w:val="en-CA"/>
+        </w:rPr>
+        <w:t>- Full event info:</w:t>
+      </w:r>
+    </w:p>
+    <w:p>
+      <w:pPr>
+        <w:rPr>
+          <w:sz w:val="16"/>
+          <w:szCs w:val="16"/>
+          <w:lang w:val="en-CA"/>
+        </w:rPr>
+      </w:pPr>
+      <w:r>
+        <w:rPr>
+          <w:sz w:val="16"/>
+          <w:szCs w:val="16"/>
+          <w:lang w:val="en-CA"/>
+        </w:rPr>
+        <w:t xml:space="preserve">  - Title, full description</w:t>
+      </w:r>
+    </w:p>
+    <w:p>
+      <w:pPr>
+        <w:rPr>
+          <w:sz w:val="16"/>
+          <w:szCs w:val="16"/>
+          <w:lang w:val="en-CA"/>
+        </w:rPr>
+      </w:pPr>
+      <w:r>
+        <w:rPr>
+          <w:sz w:val="16"/>
+          <w:szCs w:val="16"/>
+          <w:lang w:val="en-CA"/>
+        </w:rPr>
+        <w:t xml:space="preserve">  - Start &amp; end datetime</w:t>
+      </w:r>
+    </w:p>
+    <w:p>
+      <w:pPr>
+        <w:rPr>
+          <w:sz w:val="16"/>
+          <w:szCs w:val="16"/>
+          <w:lang w:val="en-CA"/>
+        </w:rPr>
+      </w:pPr>
+      <w:r>
+        <w:rPr>
+          <w:sz w:val="16"/>
+          <w:szCs w:val="16"/>
+          <w:lang w:val="en-CA"/>
+        </w:rPr>
+        <w:t xml:space="preserve">  - Location</w:t>
+      </w:r>
+    </w:p>
+    <w:p>
+      <w:pPr>
+        <w:rPr>
+          <w:sz w:val="16"/>
+          <w:szCs w:val="16"/>
+          <w:lang w:val="en-CA"/>
+        </w:rPr>
+      </w:pPr>
+      <w:r>
+        <w:rPr>
+          <w:sz w:val="16"/>
+          <w:szCs w:val="16"/>
+          <w:lang w:val="en-CA"/>
+        </w:rPr>
+        <w:t xml:space="preserve">  - Registration deadline</w:t>
+      </w:r>
+    </w:p>
+    <w:p>
+      <w:pPr>
+        <w:rPr>
+          <w:sz w:val="16"/>
+          <w:szCs w:val="16"/>
+          <w:lang w:val="en-CA"/>
+        </w:rPr>
+      </w:pPr>
+      <w:r>
+        <w:rPr>
+          <w:sz w:val="16"/>
+          <w:szCs w:val="16"/>
+          <w:lang w:val="en-CA"/>
+        </w:rPr>
+        <w:t xml:space="preserve">  - Max participants</w:t>
+      </w:r>
+    </w:p>
+    <w:p>
+      <w:pPr>
+        <w:rPr>
+          <w:sz w:val="16"/>
+          <w:szCs w:val="16"/>
+          <w:lang w:val="en-CA"/>
+        </w:rPr>
+      </w:pPr>
+      <w:r>
+        <w:rPr>
+          <w:sz w:val="16"/>
+          <w:szCs w:val="16"/>
+          <w:lang w:val="en-CA"/>
+        </w:rPr>
+        <w:t xml:space="preserve">  - Organizer</w:t>
+      </w:r>
+    </w:p>
+    <w:p>
+      <w:pPr>
+        <w:rPr>
+          <w:sz w:val="16"/>
+          <w:szCs w:val="16"/>
+          <w:lang w:val="en-CA"/>
+        </w:rPr>
+      </w:pPr>
+      <w:r>
+        <w:rPr>
+          <w:sz w:val="16"/>
+          <w:szCs w:val="16"/>
+          <w:lang w:val="en-CA"/>
+        </w:rPr>
+        <w:t>- CTA buttons:</w:t>
+      </w:r>
+    </w:p>
+    <w:p>
+      <w:pPr>
+        <w:rPr>
+          <w:sz w:val="16"/>
+          <w:szCs w:val="16"/>
+          <w:lang w:val="en-CA"/>
+        </w:rPr>
+      </w:pPr>
+      <w:r>
+        <w:rPr>
+          <w:sz w:val="16"/>
+          <w:szCs w:val="16"/>
+          <w:lang w:val="en-CA"/>
+        </w:rPr>
+        <w:t xml:space="preserve">  - Register</w:t>
+      </w:r>
+    </w:p>
+    <w:p>
+      <w:pPr>
+        <w:rPr>
+          <w:sz w:val="16"/>
+          <w:szCs w:val="16"/>
+          <w:lang w:val="en-CA"/>
+        </w:rPr>
+      </w:pPr>
+      <w:r>
+        <w:rPr>
+          <w:sz w:val="16"/>
+          <w:szCs w:val="16"/>
+          <w:lang w:val="en-CA"/>
+        </w:rPr>
+        <w:t xml:space="preserve">  - Add to calendar</w:t>
+      </w:r>
+    </w:p>
+    <w:p>
+      <w:pPr>
+        <w:rPr>
+          <w:sz w:val="16"/>
+          <w:szCs w:val="16"/>
+          <w:lang w:val="en-CA"/>
+        </w:rPr>
+      </w:pPr>
+    </w:p>
+    <w:p>
+      <w:pPr>
+        <w:rPr>
+          <w:sz w:val="16"/>
+          <w:szCs w:val="16"/>
+          <w:lang w:val="en-CA"/>
+        </w:rPr>
+      </w:pPr>
+      <w:r>
+        <w:rPr>
+          <w:sz w:val="16"/>
+          <w:szCs w:val="16"/>
+          <w:lang w:val="en-CA"/>
+        </w:rPr>
+        <w:t>- Sections inside:</w:t>
+      </w:r>
+    </w:p>
+    <w:p>
+      <w:pPr>
+        <w:rPr>
+          <w:sz w:val="16"/>
+          <w:szCs w:val="16"/>
+          <w:lang w:val="en-CA"/>
+        </w:rPr>
+      </w:pPr>
+      <w:r>
+        <w:rPr>
+          <w:sz w:val="16"/>
+          <w:szCs w:val="16"/>
+          <w:lang w:val="en-CA"/>
+        </w:rPr>
+        <w:t xml:space="preserve">  - </w:t>
+      </w:r>
+      <w:r>
+        <w:rPr>
+          <w:rFonts w:ascii="Segoe UI Emoji" w:hAnsi="Segoe UI Emoji" w:cs="Segoe UI Emoji"/>
+          <w:sz w:val="16"/>
+          <w:szCs w:val="16"/>
+          <w:lang w:val="en-CA"/>
+        </w:rPr>
+        <w:t>📎</w:t>
+      </w:r>
+      <w:r>
+        <w:rPr>
+          <w:sz w:val="16"/>
+          <w:szCs w:val="16"/>
+          <w:lang w:val="en-CA"/>
+        </w:rPr>
+        <w:t xml:space="preserve"> Materials (files list with icons)</w:t>
+      </w:r>
+    </w:p>
+    <w:p>
+      <w:pPr>
+        <w:rPr>
+          <w:sz w:val="16"/>
+          <w:szCs w:val="16"/>
+          <w:lang w:val="en-CA"/>
+        </w:rPr>
+      </w:pPr>
+      <w:r>
+        <w:rPr>
+          <w:sz w:val="16"/>
+          <w:szCs w:val="16"/>
+          <w:lang w:val="en-CA"/>
+        </w:rPr>
         <w:lastRenderedPageBreak/>
-        <w:t xml:space="preserve">  - Faculty (badge/tag)</w:t>
-      </w:r>
-    </w:p>
-    <w:p>
-      <w:pPr>
-        <w:rPr>
-          <w:sz w:val="16"/>
-          <w:szCs w:val="16"/>
-          <w:lang w:val="en-CA"/>
-        </w:rPr>
-      </w:pPr>
-      <w:r>
-        <w:rPr>
-          <w:sz w:val="16"/>
-          <w:szCs w:val="16"/>
-          <w:lang w:val="en-CA"/>
-        </w:rPr>
-        <w:t xml:space="preserve">  - Participation mode (online/offline/hybrid)</w:t>
-      </w:r>
-    </w:p>
-    <w:p>
-      <w:pPr>
-        <w:rPr>
-          <w:sz w:val="16"/>
-          <w:szCs w:val="16"/>
-          <w:lang w:val="en-CA"/>
-        </w:rPr>
-      </w:pPr>
-      <w:r>
-        <w:rPr>
-          <w:sz w:val="16"/>
-          <w:szCs w:val="16"/>
-          <w:lang w:val="en-CA"/>
-        </w:rPr>
-        <w:t xml:space="preserve">  - Status (upcoming, ongoing, finished)</w:t>
-      </w:r>
-    </w:p>
-    <w:p>
-      <w:pPr>
-        <w:rPr>
-          <w:sz w:val="16"/>
-          <w:szCs w:val="16"/>
-          <w:lang w:val="en-CA"/>
-        </w:rPr>
-      </w:pPr>
-      <w:r>
-        <w:rPr>
-          <w:sz w:val="16"/>
-          <w:szCs w:val="16"/>
-          <w:lang w:val="en-CA"/>
-        </w:rPr>
-        <w:t>- Include:</w:t>
-      </w:r>
-    </w:p>
-    <w:p>
-      <w:pPr>
-        <w:rPr>
-          <w:sz w:val="16"/>
-          <w:szCs w:val="16"/>
-          <w:lang w:val="en-CA"/>
-        </w:rPr>
-      </w:pPr>
-      <w:r>
-        <w:rPr>
-          <w:sz w:val="16"/>
-          <w:szCs w:val="16"/>
-          <w:lang w:val="en-CA"/>
-        </w:rPr>
-        <w:t xml:space="preserve">  - "View Details" button</w:t>
-      </w:r>
-    </w:p>
-    <w:p>
-      <w:pPr>
-        <w:rPr>
-          <w:sz w:val="16"/>
-          <w:szCs w:val="16"/>
-          <w:lang w:val="en-CA"/>
-        </w:rPr>
-      </w:pPr>
-      <w:r>
-        <w:rPr>
-          <w:sz w:val="16"/>
-          <w:szCs w:val="16"/>
-          <w:lang w:val="en-CA"/>
-        </w:rPr>
-        <w:t xml:space="preserve">  - "Register" button (if available)</w:t>
-      </w:r>
-    </w:p>
-    <w:p>
-      <w:pPr>
-        <w:rPr>
-          <w:sz w:val="16"/>
-          <w:szCs w:val="16"/>
-          <w:lang w:val="en-CA"/>
-        </w:rPr>
-      </w:pPr>
-    </w:p>
-    <w:p>
-      <w:pPr>
-        <w:rPr>
-          <w:sz w:val="16"/>
-          <w:szCs w:val="16"/>
-          <w:lang w:val="en-CA"/>
-        </w:rPr>
-      </w:pPr>
-      <w:r>
-        <w:rPr>
-          <w:sz w:val="16"/>
-          <w:szCs w:val="16"/>
-          <w:lang w:val="en-CA"/>
-        </w:rPr>
-        <w:t>- Add:</w:t>
-      </w:r>
-    </w:p>
-    <w:p>
-      <w:pPr>
-        <w:rPr>
-          <w:sz w:val="16"/>
-          <w:szCs w:val="16"/>
-          <w:lang w:val="en-CA"/>
-        </w:rPr>
-      </w:pPr>
-      <w:r>
-        <w:rPr>
-          <w:sz w:val="16"/>
-          <w:szCs w:val="16"/>
-          <w:lang w:val="en-CA"/>
-        </w:rPr>
         <w:t xml:space="preserve">  - </w:t>
       </w:r>
       <w:r>
@@ -785,15 +1243,15 @@
           <w:szCs w:val="16"/>
           <w:lang w:val="en-CA"/>
         </w:rPr>
-        <w:t>🔍</w:t>
-      </w:r>
-      <w:r>
-        <w:rPr>
-          <w:sz w:val="16"/>
-          <w:szCs w:val="16"/>
-          <w:lang w:val="en-CA"/>
-        </w:rPr>
-        <w:t xml:space="preserve"> Search bar</w:t>
+        <w:t>🏢</w:t>
+      </w:r>
+      <w:r>
+        <w:rPr>
+          <w:sz w:val="16"/>
+          <w:szCs w:val="16"/>
+          <w:lang w:val="en-CA"/>
+        </w:rPr>
+        <w:t xml:space="preserve"> Sponsors (logos grid)</w:t>
       </w:r>
     </w:p>
     <w:p>
@@ -814,148 +1272,46 @@
       </w:r>
       <w:r>
         <w:rPr>
-          <w:rFonts w:ascii="Segoe UI Symbol" w:hAnsi="Segoe UI Symbol" w:cs="Segoe UI Symbol"/>
-          <w:sz w:val="16"/>
-          <w:szCs w:val="16"/>
-          <w:lang w:val="en-CA"/>
-        </w:rPr>
-        <w:t>🎛</w:t>
-      </w:r>
-      <w:r>
-        <w:rPr>
-          <w:sz w:val="16"/>
-          <w:szCs w:val="16"/>
-          <w:lang w:val="en-CA"/>
-        </w:rPr>
-        <w:t xml:space="preserve"> Filters (dropdowns):</w:t>
-      </w:r>
-    </w:p>
-    <w:p>
-      <w:pPr>
-        <w:rPr>
-          <w:sz w:val="16"/>
-          <w:szCs w:val="16"/>
-          <w:lang w:val="en-CA"/>
-        </w:rPr>
-      </w:pPr>
-      <w:r>
-        <w:rPr>
-          <w:sz w:val="16"/>
-          <w:szCs w:val="16"/>
-          <w:lang w:val="en-CA"/>
-        </w:rPr>
-        <w:t xml:space="preserve">    - Category</w:t>
-      </w:r>
-    </w:p>
-    <w:p>
-      <w:pPr>
-        <w:rPr>
-          <w:sz w:val="16"/>
-          <w:szCs w:val="16"/>
-          <w:lang w:val="en-CA"/>
-        </w:rPr>
-      </w:pPr>
-      <w:r>
-        <w:rPr>
-          <w:sz w:val="16"/>
-          <w:szCs w:val="16"/>
-          <w:lang w:val="en-CA"/>
-        </w:rPr>
-        <w:t xml:space="preserve">    - Faculty</w:t>
-      </w:r>
-    </w:p>
-    <w:p>
-      <w:pPr>
-        <w:rPr>
-          <w:sz w:val="16"/>
-          <w:szCs w:val="16"/>
-          <w:lang w:val="en-CA"/>
-        </w:rPr>
-      </w:pPr>
-      <w:r>
-        <w:rPr>
-          <w:sz w:val="16"/>
-          <w:szCs w:val="16"/>
-          <w:lang w:val="en-CA"/>
-        </w:rPr>
-        <w:t xml:space="preserve">    - Participation mode</w:t>
-      </w:r>
-    </w:p>
-    <w:p>
-      <w:pPr>
-        <w:rPr>
-          <w:sz w:val="16"/>
-          <w:szCs w:val="16"/>
-          <w:lang w:val="en-CA"/>
-        </w:rPr>
-      </w:pPr>
-      <w:r>
-        <w:rPr>
-          <w:sz w:val="16"/>
-          <w:szCs w:val="16"/>
-          <w:lang w:val="en-CA"/>
-        </w:rPr>
-        <w:t xml:space="preserve">    - Status</w:t>
-      </w:r>
-    </w:p>
-    <w:p>
-      <w:pPr>
-        <w:rPr>
-          <w:sz w:val="16"/>
-          <w:szCs w:val="16"/>
-          <w:lang w:val="en-CA"/>
-        </w:rPr>
-      </w:pPr>
-      <w:r>
-        <w:rPr>
-          <w:sz w:val="16"/>
-          <w:szCs w:val="16"/>
-          <w:lang w:val="en-CA"/>
-        </w:rPr>
-        <w:t xml:space="preserve">  - </w:t>
-      </w:r>
-      <w:r>
-        <w:rPr>
           <w:rFonts w:ascii="Segoe UI Emoji" w:hAnsi="Segoe UI Emoji" w:cs="Segoe UI Emoji"/>
           <w:sz w:val="16"/>
           <w:szCs w:val="16"/>
           <w:lang w:val="en-CA"/>
         </w:rPr>
-        <w:t>📄</w:t>
-      </w:r>
-      <w:r>
-        <w:rPr>
-          <w:sz w:val="16"/>
-          <w:szCs w:val="16"/>
-          <w:lang w:val="en-CA"/>
-        </w:rPr>
-        <w:t xml:space="preserve"> Pagination (modern style, rounded, smooth transitions)</w:t>
-      </w:r>
-    </w:p>
-    <w:p>
-      <w:pPr>
-        <w:rPr>
-          <w:sz w:val="16"/>
-          <w:szCs w:val="16"/>
-          <w:lang w:val="en-CA"/>
-        </w:rPr>
-      </w:pPr>
-    </w:p>
-    <w:p>
-      <w:pPr>
-        <w:rPr>
-          <w:sz w:val="16"/>
-          <w:szCs w:val="16"/>
-          <w:lang w:val="en-CA"/>
-        </w:rPr>
-      </w:pPr>
-      <w:r>
-        <w:rPr>
-          <w:sz w:val="16"/>
-          <w:szCs w:val="16"/>
-          <w:lang w:val="en-CA"/>
-        </w:rPr>
-        <w:t xml:space="preserve">3. </w:t>
+        <w:t>⭐</w:t>
+      </w:r>
+      <w:r>
+        <w:rPr>
+          <w:sz w:val="16"/>
+          <w:szCs w:val="16"/>
+          <w:lang w:val="en-CA"/>
+        </w:rPr>
+        <w:t xml:space="preserve"> Feedback (ratings + comments)</w:t>
+      </w:r>
+    </w:p>
+    <w:p>
+      <w:pPr>
+        <w:rPr>
+          <w:sz w:val="16"/>
+          <w:szCs w:val="16"/>
+          <w:lang w:val="en-CA"/>
+        </w:rPr>
+      </w:pPr>
+    </w:p>
+    <w:p>
+      <w:pPr>
+        <w:rPr>
+          <w:sz w:val="16"/>
+          <w:szCs w:val="16"/>
+          <w:lang w:val="en-CA"/>
+        </w:rPr>
+      </w:pPr>
+      <w:r>
+        <w:rPr>
+          <w:sz w:val="16"/>
+          <w:szCs w:val="16"/>
+          <w:lang w:val="en-CA"/>
+        </w:rPr>
+        <w:t xml:space="preserve">4. </w:t>
       </w:r>
       <w:r>
         <w:rPr>
@@ -964,228 +1320,109 @@
           <w:szCs w:val="16"/>
           <w:lang w:val="en-CA"/>
         </w:rPr>
-        <w:t>📄</w:t>
-      </w:r>
-      <w:r>
-        <w:rPr>
-          <w:sz w:val="16"/>
-          <w:szCs w:val="16"/>
-          <w:lang w:val="en-CA"/>
-        </w:rPr>
-        <w:t xml:space="preserve"> EVENT DETAILS PAGE / MODAL</w:t>
-      </w:r>
-    </w:p>
-    <w:p>
-      <w:pPr>
-        <w:rPr>
-          <w:sz w:val="16"/>
-          <w:szCs w:val="16"/>
-          <w:lang w:val="en-CA"/>
-        </w:rPr>
-      </w:pPr>
-      <w:r>
-        <w:rPr>
-          <w:sz w:val="16"/>
-          <w:szCs w:val="16"/>
-          <w:lang w:val="en-CA"/>
-        </w:rPr>
-        <w:t>- Full event info:</w:t>
-      </w:r>
-    </w:p>
-    <w:p>
-      <w:pPr>
-        <w:rPr>
-          <w:sz w:val="16"/>
-          <w:szCs w:val="16"/>
-          <w:lang w:val="en-CA"/>
-        </w:rPr>
-      </w:pPr>
-      <w:r>
-        <w:rPr>
-          <w:sz w:val="16"/>
-          <w:szCs w:val="16"/>
-          <w:lang w:val="en-CA"/>
-        </w:rPr>
-        <w:t xml:space="preserve">  - Title, full description</w:t>
-      </w:r>
-    </w:p>
-    <w:p>
-      <w:pPr>
-        <w:rPr>
-          <w:sz w:val="16"/>
-          <w:szCs w:val="16"/>
-          <w:lang w:val="en-CA"/>
-        </w:rPr>
-      </w:pPr>
-      <w:r>
-        <w:rPr>
-          <w:sz w:val="16"/>
-          <w:szCs w:val="16"/>
-          <w:lang w:val="en-CA"/>
-        </w:rPr>
-        <w:t xml:space="preserve">  - Start &amp; end datetime</w:t>
-      </w:r>
-    </w:p>
-    <w:p>
-      <w:pPr>
-        <w:rPr>
-          <w:sz w:val="16"/>
-          <w:szCs w:val="16"/>
-          <w:lang w:val="en-CA"/>
-        </w:rPr>
-      </w:pPr>
-      <w:r>
-        <w:rPr>
-          <w:sz w:val="16"/>
-          <w:szCs w:val="16"/>
-          <w:lang w:val="en-CA"/>
-        </w:rPr>
-        <w:t xml:space="preserve">  - Location</w:t>
-      </w:r>
-    </w:p>
-    <w:p>
-      <w:pPr>
-        <w:rPr>
-          <w:sz w:val="16"/>
-          <w:szCs w:val="16"/>
-          <w:lang w:val="en-CA"/>
-        </w:rPr>
-      </w:pPr>
-      <w:r>
-        <w:rPr>
-          <w:sz w:val="16"/>
-          <w:szCs w:val="16"/>
-          <w:lang w:val="en-CA"/>
-        </w:rPr>
-        <w:t xml:space="preserve">  - Registration deadline</w:t>
-      </w:r>
-    </w:p>
-    <w:p>
-      <w:pPr>
-        <w:rPr>
-          <w:sz w:val="16"/>
-          <w:szCs w:val="16"/>
-          <w:lang w:val="en-CA"/>
-        </w:rPr>
-      </w:pPr>
-      <w:r>
-        <w:rPr>
-          <w:sz w:val="16"/>
-          <w:szCs w:val="16"/>
-          <w:lang w:val="en-CA"/>
-        </w:rPr>
-        <w:t xml:space="preserve">  - Max participants</w:t>
-      </w:r>
-    </w:p>
-    <w:p>
-      <w:pPr>
-        <w:rPr>
-          <w:sz w:val="16"/>
-          <w:szCs w:val="16"/>
-          <w:lang w:val="en-CA"/>
-        </w:rPr>
-      </w:pPr>
-      <w:r>
-        <w:rPr>
-          <w:sz w:val="16"/>
-          <w:szCs w:val="16"/>
-          <w:lang w:val="en-CA"/>
-        </w:rPr>
-        <w:t xml:space="preserve">  - Organizer</w:t>
-      </w:r>
-    </w:p>
-    <w:p>
-      <w:pPr>
-        <w:rPr>
-          <w:sz w:val="16"/>
-          <w:szCs w:val="16"/>
-          <w:lang w:val="en-CA"/>
-        </w:rPr>
-      </w:pPr>
-      <w:r>
-        <w:rPr>
-          <w:sz w:val="16"/>
-          <w:szCs w:val="16"/>
-          <w:lang w:val="en-CA"/>
-        </w:rPr>
-        <w:t>- CTA buttons:</w:t>
-      </w:r>
-    </w:p>
-    <w:p>
-      <w:pPr>
-        <w:rPr>
-          <w:sz w:val="16"/>
-          <w:szCs w:val="16"/>
-          <w:lang w:val="en-CA"/>
-        </w:rPr>
-      </w:pPr>
-      <w:r>
-        <w:rPr>
-          <w:sz w:val="16"/>
-          <w:szCs w:val="16"/>
-          <w:lang w:val="en-CA"/>
-        </w:rPr>
-        <w:t xml:space="preserve">  - Register</w:t>
-      </w:r>
-    </w:p>
-    <w:p>
-      <w:pPr>
-        <w:rPr>
-          <w:sz w:val="16"/>
-          <w:szCs w:val="16"/>
-          <w:lang w:val="en-CA"/>
-        </w:rPr>
-      </w:pPr>
-      <w:r>
-        <w:rPr>
-          <w:sz w:val="16"/>
-          <w:szCs w:val="16"/>
-          <w:lang w:val="en-CA"/>
-        </w:rPr>
-        <w:t xml:space="preserve">  - Add to calendar</w:t>
-      </w:r>
-    </w:p>
-    <w:p>
-      <w:pPr>
-        <w:rPr>
-          <w:sz w:val="16"/>
-          <w:szCs w:val="16"/>
-          <w:lang w:val="en-CA"/>
-        </w:rPr>
-      </w:pPr>
-    </w:p>
-    <w:p>
-      <w:pPr>
-        <w:rPr>
-          <w:sz w:val="16"/>
-          <w:szCs w:val="16"/>
-          <w:lang w:val="en-CA"/>
-        </w:rPr>
-      </w:pPr>
-      <w:r>
-        <w:rPr>
-          <w:sz w:val="16"/>
-          <w:szCs w:val="16"/>
-          <w:lang w:val="en-CA"/>
-        </w:rPr>
-        <w:t>- Sections inside:</w:t>
-      </w:r>
-    </w:p>
-    <w:p>
-      <w:pPr>
-        <w:rPr>
-          <w:sz w:val="16"/>
-          <w:szCs w:val="16"/>
-          <w:lang w:val="en-CA"/>
-        </w:rPr>
-      </w:pPr>
-      <w:r>
-        <w:rPr>
-          <w:sz w:val="16"/>
-          <w:szCs w:val="16"/>
-          <w:lang w:val="en-CA"/>
-        </w:rPr>
-        <w:t xml:space="preserve">  - </w:t>
+        <w:t>🧾</w:t>
+      </w:r>
+      <w:r>
+        <w:rPr>
+          <w:sz w:val="16"/>
+          <w:szCs w:val="16"/>
+          <w:lang w:val="en-CA"/>
+        </w:rPr>
+        <w:t xml:space="preserve"> REGISTRATION SECTION</w:t>
+      </w:r>
+    </w:p>
+    <w:p>
+      <w:pPr>
+        <w:rPr>
+          <w:sz w:val="16"/>
+          <w:szCs w:val="16"/>
+          <w:lang w:val="en-CA"/>
+        </w:rPr>
+      </w:pPr>
+      <w:r>
+        <w:rPr>
+          <w:sz w:val="16"/>
+          <w:szCs w:val="16"/>
+          <w:lang w:val="en-CA"/>
+        </w:rPr>
+        <w:t>- Show:</w:t>
+      </w:r>
+    </w:p>
+    <w:p>
+      <w:pPr>
+        <w:rPr>
+          <w:sz w:val="16"/>
+          <w:szCs w:val="16"/>
+          <w:lang w:val="en-CA"/>
+        </w:rPr>
+      </w:pPr>
+      <w:r>
+        <w:rPr>
+          <w:sz w:val="16"/>
+          <w:szCs w:val="16"/>
+          <w:lang w:val="en-CA"/>
+        </w:rPr>
+        <w:t xml:space="preserve">  - Registration status</w:t>
+      </w:r>
+    </w:p>
+    <w:p>
+      <w:pPr>
+        <w:rPr>
+          <w:sz w:val="16"/>
+          <w:szCs w:val="16"/>
+          <w:lang w:val="en-CA"/>
+        </w:rPr>
+      </w:pPr>
+      <w:r>
+        <w:rPr>
+          <w:sz w:val="16"/>
+          <w:szCs w:val="16"/>
+          <w:lang w:val="en-CA"/>
+        </w:rPr>
+        <w:t xml:space="preserve">  - QR code (visual placeholder)</w:t>
+      </w:r>
+    </w:p>
+    <w:p>
+      <w:pPr>
+        <w:rPr>
+          <w:sz w:val="16"/>
+          <w:szCs w:val="16"/>
+          <w:lang w:val="en-CA"/>
+        </w:rPr>
+      </w:pPr>
+      <w:r>
+        <w:rPr>
+          <w:sz w:val="16"/>
+          <w:szCs w:val="16"/>
+          <w:lang w:val="en-CA"/>
+        </w:rPr>
+        <w:t xml:space="preserve">  - Checked-in status</w:t>
+      </w:r>
+    </w:p>
+    <w:p>
+      <w:pPr>
+        <w:rPr>
+          <w:sz w:val="16"/>
+          <w:szCs w:val="16"/>
+          <w:lang w:val="en-CA"/>
+        </w:rPr>
+      </w:pPr>
+    </w:p>
+    <w:p>
+      <w:pPr>
+        <w:rPr>
+          <w:sz w:val="16"/>
+          <w:szCs w:val="16"/>
+          <w:lang w:val="en-CA"/>
+        </w:rPr>
+      </w:pPr>
+      <w:r>
+        <w:rPr>
+          <w:sz w:val="16"/>
+          <w:szCs w:val="16"/>
+          <w:lang w:val="en-CA"/>
+        </w:rPr>
+        <w:t xml:space="preserve">5. </w:t>
       </w:r>
       <w:r>
         <w:rPr>
@@ -1194,32 +1431,92 @@
           <w:szCs w:val="16"/>
           <w:lang w:val="en-CA"/>
         </w:rPr>
-        <w:t>📎</w:t>
-      </w:r>
-      <w:r>
-        <w:rPr>
-          <w:sz w:val="16"/>
-          <w:szCs w:val="16"/>
-          <w:lang w:val="en-CA"/>
-        </w:rPr>
-        <w:t xml:space="preserve"> Materials (files list with icons)</w:t>
-      </w:r>
-    </w:p>
-    <w:p>
-      <w:pPr>
-        <w:rPr>
-          <w:sz w:val="16"/>
-          <w:szCs w:val="16"/>
-          <w:lang w:val="en-CA"/>
-        </w:rPr>
-      </w:pPr>
-      <w:r>
-        <w:rPr>
-          <w:sz w:val="16"/>
-          <w:szCs w:val="16"/>
-          <w:lang w:val="en-CA"/>
-        </w:rPr>
-        <w:t xml:space="preserve">  - </w:t>
+        <w:t>⭐</w:t>
+      </w:r>
+      <w:r>
+        <w:rPr>
+          <w:sz w:val="16"/>
+          <w:szCs w:val="16"/>
+          <w:lang w:val="en-CA"/>
+        </w:rPr>
+        <w:t xml:space="preserve"> FEEDBACK SECTION</w:t>
+      </w:r>
+    </w:p>
+    <w:p>
+      <w:pPr>
+        <w:rPr>
+          <w:sz w:val="16"/>
+          <w:szCs w:val="16"/>
+          <w:lang w:val="en-CA"/>
+        </w:rPr>
+      </w:pPr>
+      <w:r>
+        <w:rPr>
+          <w:sz w:val="16"/>
+          <w:szCs w:val="16"/>
+          <w:lang w:val="en-CA"/>
+        </w:rPr>
+        <w:t>- Star rating component</w:t>
+      </w:r>
+    </w:p>
+    <w:p>
+      <w:pPr>
+        <w:rPr>
+          <w:sz w:val="16"/>
+          <w:szCs w:val="16"/>
+          <w:lang w:val="en-CA"/>
+        </w:rPr>
+      </w:pPr>
+      <w:r>
+        <w:rPr>
+          <w:sz w:val="16"/>
+          <w:szCs w:val="16"/>
+          <w:lang w:val="en-CA"/>
+        </w:rPr>
+        <w:t>- Comment input</w:t>
+      </w:r>
+    </w:p>
+    <w:p>
+      <w:pPr>
+        <w:rPr>
+          <w:sz w:val="16"/>
+          <w:szCs w:val="16"/>
+          <w:lang w:val="en-CA"/>
+        </w:rPr>
+      </w:pPr>
+      <w:r>
+        <w:rPr>
+          <w:sz w:val="16"/>
+          <w:szCs w:val="16"/>
+          <w:lang w:val="en-CA"/>
+        </w:rPr>
+        <w:t>- List of feedback entries (clean cards)</w:t>
+      </w:r>
+    </w:p>
+    <w:p>
+      <w:pPr>
+        <w:rPr>
+          <w:sz w:val="16"/>
+          <w:szCs w:val="16"/>
+          <w:lang w:val="en-CA"/>
+        </w:rPr>
+      </w:pPr>
+    </w:p>
+    <w:p>
+      <w:pPr>
+        <w:rPr>
+          <w:sz w:val="16"/>
+          <w:szCs w:val="16"/>
+          <w:lang w:val="en-CA"/>
+        </w:rPr>
+      </w:pPr>
+      <w:r>
+        <w:rPr>
+          <w:sz w:val="16"/>
+          <w:szCs w:val="16"/>
+          <w:lang w:val="en-CA"/>
+        </w:rPr>
+        <w:t xml:space="preserve">6. </w:t>
       </w:r>
       <w:r>
         <w:rPr>
@@ -1228,32 +1525,126 @@
           <w:szCs w:val="16"/>
           <w:lang w:val="en-CA"/>
         </w:rPr>
-        <w:t>🏢</w:t>
-      </w:r>
-      <w:r>
-        <w:rPr>
-          <w:sz w:val="16"/>
-          <w:szCs w:val="16"/>
-          <w:lang w:val="en-CA"/>
-        </w:rPr>
-        <w:t xml:space="preserve"> Sponsors (logos grid)</w:t>
-      </w:r>
-    </w:p>
-    <w:p>
-      <w:pPr>
-        <w:rPr>
-          <w:sz w:val="16"/>
-          <w:szCs w:val="16"/>
-          <w:lang w:val="en-CA"/>
-        </w:rPr>
-      </w:pPr>
-      <w:r>
-        <w:rPr>
-          <w:sz w:val="16"/>
-          <w:szCs w:val="16"/>
-          <w:lang w:val="en-CA"/>
-        </w:rPr>
-        <w:t xml:space="preserve">  - </w:t>
+        <w:t>📂</w:t>
+      </w:r>
+      <w:r>
+        <w:rPr>
+          <w:sz w:val="16"/>
+          <w:szCs w:val="16"/>
+          <w:lang w:val="en-CA"/>
+        </w:rPr>
+        <w:t xml:space="preserve"> MATERIALS SECTION</w:t>
+      </w:r>
+    </w:p>
+    <w:p>
+      <w:pPr>
+        <w:rPr>
+          <w:sz w:val="16"/>
+          <w:szCs w:val="16"/>
+          <w:lang w:val="en-CA"/>
+        </w:rPr>
+      </w:pPr>
+      <w:r>
+        <w:rPr>
+          <w:sz w:val="16"/>
+          <w:szCs w:val="16"/>
+          <w:lang w:val="en-CA"/>
+        </w:rPr>
+        <w:t>- File list with:</w:t>
+      </w:r>
+    </w:p>
+    <w:p>
+      <w:pPr>
+        <w:rPr>
+          <w:sz w:val="16"/>
+          <w:szCs w:val="16"/>
+          <w:lang w:val="en-CA"/>
+        </w:rPr>
+      </w:pPr>
+      <w:r>
+        <w:rPr>
+          <w:sz w:val="16"/>
+          <w:szCs w:val="16"/>
+          <w:lang w:val="en-CA"/>
+        </w:rPr>
+        <w:t xml:space="preserve">  - File name</w:t>
+      </w:r>
+    </w:p>
+    <w:p>
+      <w:pPr>
+        <w:rPr>
+          <w:sz w:val="16"/>
+          <w:szCs w:val="16"/>
+          <w:lang w:val="en-CA"/>
+        </w:rPr>
+      </w:pPr>
+      <w:r>
+        <w:rPr>
+          <w:sz w:val="16"/>
+          <w:szCs w:val="16"/>
+          <w:lang w:val="en-CA"/>
+        </w:rPr>
+        <w:t xml:space="preserve">  - Type</w:t>
+      </w:r>
+    </w:p>
+    <w:p>
+      <w:pPr>
+        <w:rPr>
+          <w:sz w:val="16"/>
+          <w:szCs w:val="16"/>
+          <w:lang w:val="en-CA"/>
+        </w:rPr>
+      </w:pPr>
+      <w:r>
+        <w:rPr>
+          <w:sz w:val="16"/>
+          <w:szCs w:val="16"/>
+          <w:lang w:val="en-CA"/>
+        </w:rPr>
+        <w:t xml:space="preserve">  - Size</w:t>
+      </w:r>
+    </w:p>
+    <w:p>
+      <w:pPr>
+        <w:rPr>
+          <w:sz w:val="16"/>
+          <w:szCs w:val="16"/>
+          <w:lang w:val="en-CA"/>
+        </w:rPr>
+      </w:pPr>
+      <w:r>
+        <w:rPr>
+          <w:sz w:val="16"/>
+          <w:szCs w:val="16"/>
+          <w:lang w:val="en-CA"/>
+        </w:rPr>
+        <w:t xml:space="preserve">  - Download button</w:t>
+      </w:r>
+    </w:p>
+    <w:p>
+      <w:pPr>
+        <w:rPr>
+          <w:sz w:val="16"/>
+          <w:szCs w:val="16"/>
+          <w:lang w:val="en-CA"/>
+        </w:rPr>
+      </w:pPr>
+    </w:p>
+    <w:p>
+      <w:pPr>
+        <w:rPr>
+          <w:sz w:val="16"/>
+          <w:szCs w:val="16"/>
+          <w:lang w:val="en-CA"/>
+        </w:rPr>
+      </w:pPr>
+      <w:r>
+        <w:rPr>
+          <w:sz w:val="16"/>
+          <w:szCs w:val="16"/>
+          <w:lang w:val="en-CA"/>
+        </w:rPr>
+        <w:t xml:space="preserve">7. </w:t>
       </w:r>
       <w:r>
         <w:rPr>
@@ -1262,42 +1653,126 @@
           <w:szCs w:val="16"/>
           <w:lang w:val="en-CA"/>
         </w:rPr>
-        <w:t>⭐</w:t>
-      </w:r>
-      <w:r>
-        <w:rPr>
-          <w:sz w:val="16"/>
-          <w:szCs w:val="16"/>
-          <w:lang w:val="en-CA"/>
-        </w:rPr>
-        <w:t xml:space="preserve"> Feedback (ratings + comments)</w:t>
-      </w:r>
-    </w:p>
-    <w:p>
-      <w:pPr>
-        <w:rPr>
-          <w:sz w:val="16"/>
-          <w:szCs w:val="16"/>
-          <w:lang w:val="en-CA"/>
-        </w:rPr>
-      </w:pPr>
-    </w:p>
-    <w:p>
-      <w:pPr>
-        <w:rPr>
-          <w:sz w:val="16"/>
-          <w:szCs w:val="16"/>
-          <w:lang w:val="en-CA"/>
-        </w:rPr>
-      </w:pPr>
-      <w:r>
-        <w:rPr>
-          <w:sz w:val="16"/>
-          <w:szCs w:val="16"/>
-          <w:lang w:val="en-CA"/>
-        </w:rPr>
-        <w:lastRenderedPageBreak/>
-        <w:t xml:space="preserve">4. </w:t>
+        <w:t>🎯</w:t>
+      </w:r>
+      <w:r>
+        <w:rPr>
+          <w:sz w:val="16"/>
+          <w:szCs w:val="16"/>
+          <w:lang w:val="en-CA"/>
+        </w:rPr>
+        <w:t xml:space="preserve"> UI COMPONENTS:</w:t>
+      </w:r>
+    </w:p>
+    <w:p>
+      <w:pPr>
+        <w:rPr>
+          <w:sz w:val="16"/>
+          <w:szCs w:val="16"/>
+          <w:lang w:val="en-CA"/>
+        </w:rPr>
+      </w:pPr>
+      <w:r>
+        <w:rPr>
+          <w:sz w:val="16"/>
+          <w:szCs w:val="16"/>
+          <w:lang w:val="en-CA"/>
+        </w:rPr>
+        <w:t>- Modern dropdowns (rounded, smooth animations)</w:t>
+      </w:r>
+    </w:p>
+    <w:p>
+      <w:pPr>
+        <w:rPr>
+          <w:sz w:val="16"/>
+          <w:szCs w:val="16"/>
+          <w:lang w:val="en-CA"/>
+        </w:rPr>
+      </w:pPr>
+      <w:r>
+        <w:rPr>
+          <w:sz w:val="16"/>
+          <w:szCs w:val="16"/>
+          <w:lang w:val="en-CA"/>
+        </w:rPr>
+        <w:t>- Cards with subtle shadows and hover effects</w:t>
+      </w:r>
+    </w:p>
+    <w:p>
+      <w:pPr>
+        <w:rPr>
+          <w:sz w:val="16"/>
+          <w:szCs w:val="16"/>
+          <w:lang w:val="en-CA"/>
+        </w:rPr>
+      </w:pPr>
+      <w:r>
+        <w:rPr>
+          <w:sz w:val="16"/>
+          <w:szCs w:val="16"/>
+          <w:lang w:val="en-CA"/>
+        </w:rPr>
+        <w:t>- Buttons with gradients or soft glow</w:t>
+      </w:r>
+    </w:p>
+    <w:p>
+      <w:pPr>
+        <w:rPr>
+          <w:sz w:val="16"/>
+          <w:szCs w:val="16"/>
+          <w:lang w:val="en-CA"/>
+        </w:rPr>
+      </w:pPr>
+      <w:r>
+        <w:rPr>
+          <w:sz w:val="16"/>
+          <w:szCs w:val="16"/>
+          <w:lang w:val="en-CA"/>
+        </w:rPr>
+        <w:t>- Tags/badges for category, faculty, status</w:t>
+      </w:r>
+    </w:p>
+    <w:p>
+      <w:pPr>
+        <w:rPr>
+          <w:sz w:val="16"/>
+          <w:szCs w:val="16"/>
+          <w:lang w:val="en-CA"/>
+        </w:rPr>
+      </w:pPr>
+      <w:r>
+        <w:rPr>
+          <w:sz w:val="16"/>
+          <w:szCs w:val="16"/>
+          <w:lang w:val="en-CA"/>
+        </w:rPr>
+        <w:t>- Skeleton loaders for loading states</w:t>
+      </w:r>
+    </w:p>
+    <w:p>
+      <w:pPr>
+        <w:rPr>
+          <w:sz w:val="16"/>
+          <w:szCs w:val="16"/>
+          <w:lang w:val="en-CA"/>
+        </w:rPr>
+      </w:pPr>
+    </w:p>
+    <w:p>
+      <w:pPr>
+        <w:rPr>
+          <w:sz w:val="16"/>
+          <w:szCs w:val="16"/>
+          <w:lang w:val="en-CA"/>
+        </w:rPr>
+      </w:pPr>
+      <w:r>
+        <w:rPr>
+          <w:sz w:val="16"/>
+          <w:szCs w:val="16"/>
+          <w:lang w:val="en-CA"/>
+        </w:rPr>
+        <w:t xml:space="preserve">8. </w:t>
       </w:r>
       <w:r>
         <w:rPr>
@@ -1306,109 +1781,119 @@
           <w:szCs w:val="16"/>
           <w:lang w:val="en-CA"/>
         </w:rPr>
-        <w:t>🧾</w:t>
-      </w:r>
-      <w:r>
-        <w:rPr>
-          <w:sz w:val="16"/>
-          <w:szCs w:val="16"/>
-          <w:lang w:val="en-CA"/>
-        </w:rPr>
-        <w:t xml:space="preserve"> REGISTRATION SECTION</w:t>
-      </w:r>
-    </w:p>
-    <w:p>
-      <w:pPr>
-        <w:rPr>
-          <w:sz w:val="16"/>
-          <w:szCs w:val="16"/>
-          <w:lang w:val="en-CA"/>
-        </w:rPr>
-      </w:pPr>
-      <w:r>
-        <w:rPr>
-          <w:sz w:val="16"/>
-          <w:szCs w:val="16"/>
-          <w:lang w:val="en-CA"/>
-        </w:rPr>
-        <w:t>- Show:</w:t>
-      </w:r>
-    </w:p>
-    <w:p>
-      <w:pPr>
-        <w:rPr>
-          <w:sz w:val="16"/>
-          <w:szCs w:val="16"/>
-          <w:lang w:val="en-CA"/>
-        </w:rPr>
-      </w:pPr>
-      <w:r>
-        <w:rPr>
-          <w:sz w:val="16"/>
-          <w:szCs w:val="16"/>
-          <w:lang w:val="en-CA"/>
-        </w:rPr>
-        <w:t xml:space="preserve">  - Registration status</w:t>
-      </w:r>
-    </w:p>
-    <w:p>
-      <w:pPr>
-        <w:rPr>
-          <w:sz w:val="16"/>
-          <w:szCs w:val="16"/>
-          <w:lang w:val="en-CA"/>
-        </w:rPr>
-      </w:pPr>
-      <w:r>
-        <w:rPr>
-          <w:sz w:val="16"/>
-          <w:szCs w:val="16"/>
-          <w:lang w:val="en-CA"/>
-        </w:rPr>
-        <w:t xml:space="preserve">  - QR code (visual placeholder)</w:t>
-      </w:r>
-    </w:p>
-    <w:p>
-      <w:pPr>
-        <w:rPr>
-          <w:sz w:val="16"/>
-          <w:szCs w:val="16"/>
-          <w:lang w:val="en-CA"/>
-        </w:rPr>
-      </w:pPr>
-      <w:r>
-        <w:rPr>
-          <w:sz w:val="16"/>
-          <w:szCs w:val="16"/>
-          <w:lang w:val="en-CA"/>
-        </w:rPr>
-        <w:t xml:space="preserve">  - Checked-in status</w:t>
-      </w:r>
-    </w:p>
-    <w:p>
-      <w:pPr>
-        <w:rPr>
-          <w:sz w:val="16"/>
-          <w:szCs w:val="16"/>
-          <w:lang w:val="en-CA"/>
-        </w:rPr>
-      </w:pPr>
-    </w:p>
-    <w:p>
-      <w:pPr>
-        <w:rPr>
-          <w:sz w:val="16"/>
-          <w:szCs w:val="16"/>
-          <w:lang w:val="en-CA"/>
-        </w:rPr>
-      </w:pPr>
-      <w:r>
-        <w:rPr>
-          <w:sz w:val="16"/>
-          <w:szCs w:val="16"/>
-          <w:lang w:val="en-CA"/>
-        </w:rPr>
-        <w:t xml:space="preserve">5. </w:t>
+        <w:t>✨</w:t>
+      </w:r>
+      <w:r>
+        <w:rPr>
+          <w:sz w:val="16"/>
+          <w:szCs w:val="16"/>
+          <w:lang w:val="en-CA"/>
+        </w:rPr>
+        <w:t xml:space="preserve"> UX DETAILS:</w:t>
+      </w:r>
+    </w:p>
+    <w:p>
+      <w:pPr>
+        <w:rPr>
+          <w:sz w:val="16"/>
+          <w:szCs w:val="16"/>
+          <w:lang w:val="en-CA"/>
+        </w:rPr>
+      </w:pPr>
+      <w:r>
+        <w:rPr>
+          <w:sz w:val="16"/>
+          <w:szCs w:val="16"/>
+          <w:lang w:val="en-CA"/>
+        </w:rPr>
+        <w:t xml:space="preserve">- Smooth transitions and </w:t>
+      </w:r>
+      <w:proofErr w:type="spellStart"/>
+      <w:r>
+        <w:rPr>
+          <w:sz w:val="16"/>
+          <w:szCs w:val="16"/>
+          <w:lang w:val="en-CA"/>
+        </w:rPr>
+        <w:t>microinteractions</w:t>
+      </w:r>
+      <w:proofErr w:type="spellEnd"/>
+    </w:p>
+    <w:p>
+      <w:pPr>
+        <w:rPr>
+          <w:sz w:val="16"/>
+          <w:szCs w:val="16"/>
+          <w:lang w:val="en-CA"/>
+        </w:rPr>
+      </w:pPr>
+      <w:r>
+        <w:rPr>
+          <w:sz w:val="16"/>
+          <w:szCs w:val="16"/>
+          <w:lang w:val="en-CA"/>
+        </w:rPr>
+        <w:t>- Hover effects on cards and buttons</w:t>
+      </w:r>
+    </w:p>
+    <w:p>
+      <w:pPr>
+        <w:rPr>
+          <w:sz w:val="16"/>
+          <w:szCs w:val="16"/>
+          <w:lang w:val="en-CA"/>
+        </w:rPr>
+      </w:pPr>
+      <w:r>
+        <w:rPr>
+          <w:sz w:val="16"/>
+          <w:szCs w:val="16"/>
+          <w:lang w:val="en-CA"/>
+        </w:rPr>
+        <w:t>- Clean spacing and grid system</w:t>
+      </w:r>
+    </w:p>
+    <w:p>
+      <w:pPr>
+        <w:rPr>
+          <w:sz w:val="16"/>
+          <w:szCs w:val="16"/>
+          <w:lang w:val="en-CA"/>
+        </w:rPr>
+      </w:pPr>
+      <w:r>
+        <w:rPr>
+          <w:sz w:val="16"/>
+          <w:szCs w:val="16"/>
+          <w:lang w:val="en-CA"/>
+        </w:rPr>
+        <w:t>- Accessible contrast and readable text</w:t>
+      </w:r>
+    </w:p>
+    <w:p>
+      <w:pPr>
+        <w:rPr>
+          <w:sz w:val="16"/>
+          <w:szCs w:val="16"/>
+          <w:lang w:val="en-CA"/>
+        </w:rPr>
+      </w:pPr>
+    </w:p>
+    <w:p>
+      <w:pPr>
+        <w:rPr>
+          <w:sz w:val="16"/>
+          <w:szCs w:val="16"/>
+          <w:lang w:val="en-CA"/>
+        </w:rPr>
+      </w:pPr>
+      <w:r>
+        <w:rPr>
+          <w:sz w:val="16"/>
+          <w:szCs w:val="16"/>
+          <w:lang w:val="en-CA"/>
+        </w:rPr>
+        <w:t xml:space="preserve">9. </w:t>
       </w:r>
       <w:r>
         <w:rPr>
@@ -1417,93 +1902,120 @@
           <w:szCs w:val="16"/>
           <w:lang w:val="en-CA"/>
         </w:rPr>
-        <w:t>⭐</w:t>
-      </w:r>
-      <w:r>
-        <w:rPr>
-          <w:sz w:val="16"/>
-          <w:szCs w:val="16"/>
-          <w:lang w:val="en-CA"/>
-        </w:rPr>
-        <w:t xml:space="preserve"> FEEDBACK SECTION</w:t>
-      </w:r>
-    </w:p>
-    <w:p>
-      <w:pPr>
-        <w:rPr>
-          <w:sz w:val="16"/>
-          <w:szCs w:val="16"/>
-          <w:lang w:val="en-CA"/>
-        </w:rPr>
-      </w:pPr>
-      <w:r>
-        <w:rPr>
-          <w:sz w:val="16"/>
-          <w:szCs w:val="16"/>
-          <w:lang w:val="en-CA"/>
-        </w:rPr>
-        <w:t>- Star rating component</w:t>
-      </w:r>
-    </w:p>
-    <w:p>
-      <w:pPr>
-        <w:rPr>
-          <w:sz w:val="16"/>
-          <w:szCs w:val="16"/>
-          <w:lang w:val="en-CA"/>
-        </w:rPr>
-      </w:pPr>
-      <w:r>
-        <w:rPr>
-          <w:sz w:val="16"/>
-          <w:szCs w:val="16"/>
-          <w:lang w:val="en-CA"/>
-        </w:rPr>
-        <w:t>- Comment input</w:t>
-      </w:r>
-    </w:p>
-    <w:p>
-      <w:pPr>
-        <w:rPr>
-          <w:sz w:val="16"/>
-          <w:szCs w:val="16"/>
-          <w:lang w:val="en-CA"/>
-        </w:rPr>
-      </w:pPr>
-      <w:r>
-        <w:rPr>
-          <w:sz w:val="16"/>
-          <w:szCs w:val="16"/>
-          <w:lang w:val="en-CA"/>
-        </w:rPr>
-        <w:t>- List of feedback entries (clean cards)</w:t>
-      </w:r>
-    </w:p>
-    <w:p>
-      <w:pPr>
-        <w:rPr>
-          <w:sz w:val="16"/>
-          <w:szCs w:val="16"/>
-          <w:lang w:val="en-CA"/>
-        </w:rPr>
-      </w:pPr>
-    </w:p>
-    <w:p>
-      <w:pPr>
-        <w:rPr>
-          <w:sz w:val="16"/>
-          <w:szCs w:val="16"/>
-          <w:lang w:val="en-CA"/>
-        </w:rPr>
-      </w:pPr>
-      <w:r>
-        <w:rPr>
-          <w:sz w:val="16"/>
-          <w:szCs w:val="16"/>
-          <w:lang w:val="en-CA"/>
-        </w:rPr>
-        <w:t xml:space="preserve">6. </w:t>
-      </w:r>
+        <w:t>🎨</w:t>
+      </w:r>
+      <w:r>
+        <w:rPr>
+          <w:sz w:val="16"/>
+          <w:szCs w:val="16"/>
+          <w:lang w:val="en-CA"/>
+        </w:rPr>
+        <w:t xml:space="preserve"> EXTRA:</w:t>
+      </w:r>
+    </w:p>
+    <w:p>
+      <w:pPr>
+        <w:rPr>
+          <w:sz w:val="16"/>
+          <w:szCs w:val="16"/>
+          <w:lang w:val="en-CA"/>
+        </w:rPr>
+      </w:pPr>
+      <w:r>
+        <w:rPr>
+          <w:sz w:val="16"/>
+          <w:szCs w:val="16"/>
+          <w:lang w:val="en-CA"/>
+        </w:rPr>
+        <w:t>- Use icons (</w:t>
+      </w:r>
+      <w:proofErr w:type="spellStart"/>
+      <w:r>
+        <w:rPr>
+          <w:sz w:val="16"/>
+          <w:szCs w:val="16"/>
+          <w:lang w:val="en-CA"/>
+        </w:rPr>
+        <w:t>Heroicons</w:t>
+      </w:r>
+      <w:proofErr w:type="spellEnd"/>
+      <w:r>
+        <w:rPr>
+          <w:sz w:val="16"/>
+          <w:szCs w:val="16"/>
+          <w:lang w:val="en-CA"/>
+        </w:rPr>
+        <w:t xml:space="preserve"> / Material style)</w:t>
+      </w:r>
+    </w:p>
+    <w:p>
+      <w:pPr>
+        <w:rPr>
+          <w:sz w:val="16"/>
+          <w:szCs w:val="16"/>
+          <w:lang w:val="en-CA"/>
+        </w:rPr>
+      </w:pPr>
+      <w:r>
+        <w:rPr>
+          <w:sz w:val="16"/>
+          <w:szCs w:val="16"/>
+          <w:lang w:val="en-CA"/>
+        </w:rPr>
+        <w:t>- Include empty states (no events, no materials, etc.)</w:t>
+      </w:r>
+    </w:p>
+    <w:p>
+      <w:pPr>
+        <w:rPr>
+          <w:sz w:val="16"/>
+          <w:szCs w:val="16"/>
+          <w:lang w:val="en-CA"/>
+        </w:rPr>
+      </w:pPr>
+      <w:r>
+        <w:rPr>
+          <w:sz w:val="16"/>
+          <w:szCs w:val="16"/>
+          <w:lang w:val="en-CA"/>
+        </w:rPr>
+        <w:t>- Include loading states</w:t>
+      </w:r>
+    </w:p>
+    <w:p>
+      <w:pPr>
+        <w:rPr>
+          <w:sz w:val="16"/>
+          <w:szCs w:val="16"/>
+          <w:lang w:val="en-CA"/>
+        </w:rPr>
+      </w:pPr>
+      <w:r>
+        <w:rPr>
+          <w:sz w:val="16"/>
+          <w:szCs w:val="16"/>
+          <w:lang w:val="en-CA"/>
+        </w:rPr>
+        <w:t>- Include success/error messages</w:t>
+      </w:r>
+    </w:p>
+    <w:p>
+      <w:pPr>
+        <w:rPr>
+          <w:sz w:val="16"/>
+          <w:szCs w:val="16"/>
+          <w:lang w:val="en-CA"/>
+        </w:rPr>
+      </w:pPr>
+    </w:p>
+    <w:p>
+      <w:pPr>
+        <w:rPr>
+          <w:sz w:val="16"/>
+          <w:szCs w:val="16"/>
+          <w:lang w:val="en-CA"/>
+        </w:rPr>
+      </w:pPr>
       <w:r>
         <w:rPr>
           <w:rFonts w:ascii="Segoe UI Emoji" w:hAnsi="Segoe UI Emoji" w:cs="Segoe UI Emoji"/>
@@ -1511,127 +2023,136 @@
           <w:szCs w:val="16"/>
           <w:lang w:val="en-CA"/>
         </w:rPr>
-        <w:t>📂</w:t>
-      </w:r>
-      <w:r>
-        <w:rPr>
-          <w:sz w:val="16"/>
-          <w:szCs w:val="16"/>
-          <w:lang w:val="en-CA"/>
-        </w:rPr>
-        <w:t xml:space="preserve"> MATERIALS SECTION</w:t>
-      </w:r>
-    </w:p>
-    <w:p>
-      <w:pPr>
-        <w:rPr>
-          <w:sz w:val="16"/>
-          <w:szCs w:val="16"/>
-          <w:lang w:val="en-CA"/>
-        </w:rPr>
-      </w:pPr>
-      <w:r>
-        <w:rPr>
-          <w:sz w:val="16"/>
-          <w:szCs w:val="16"/>
-          <w:lang w:val="en-CA"/>
-        </w:rPr>
-        <w:t>- File list with:</w:t>
-      </w:r>
-    </w:p>
-    <w:p>
-      <w:pPr>
-        <w:rPr>
-          <w:sz w:val="16"/>
-          <w:szCs w:val="16"/>
-          <w:lang w:val="en-CA"/>
-        </w:rPr>
-      </w:pPr>
-      <w:r>
-        <w:rPr>
-          <w:sz w:val="16"/>
-          <w:szCs w:val="16"/>
-          <w:lang w:val="en-CA"/>
-        </w:rPr>
-        <w:t xml:space="preserve">  - File name</w:t>
-      </w:r>
-    </w:p>
-    <w:p>
-      <w:pPr>
-        <w:rPr>
-          <w:sz w:val="16"/>
-          <w:szCs w:val="16"/>
-          <w:lang w:val="en-CA"/>
-        </w:rPr>
-      </w:pPr>
-      <w:r>
-        <w:rPr>
-          <w:sz w:val="16"/>
-          <w:szCs w:val="16"/>
-          <w:lang w:val="en-CA"/>
-        </w:rPr>
-        <w:t xml:space="preserve">  - Type</w:t>
-      </w:r>
-    </w:p>
-    <w:p>
-      <w:pPr>
-        <w:rPr>
-          <w:sz w:val="16"/>
-          <w:szCs w:val="16"/>
-          <w:lang w:val="en-CA"/>
-        </w:rPr>
-      </w:pPr>
-      <w:r>
-        <w:rPr>
-          <w:sz w:val="16"/>
-          <w:szCs w:val="16"/>
-          <w:lang w:val="en-CA"/>
-        </w:rPr>
-        <w:t xml:space="preserve">  - Size</w:t>
-      </w:r>
-    </w:p>
-    <w:p>
-      <w:pPr>
-        <w:rPr>
-          <w:sz w:val="16"/>
-          <w:szCs w:val="16"/>
-          <w:lang w:val="en-CA"/>
-        </w:rPr>
-      </w:pPr>
-      <w:r>
-        <w:rPr>
-          <w:sz w:val="16"/>
-          <w:szCs w:val="16"/>
-          <w:lang w:val="en-CA"/>
-        </w:rPr>
-        <w:t xml:space="preserve">  - Download button</w:t>
-      </w:r>
-    </w:p>
-    <w:p>
-      <w:pPr>
-        <w:rPr>
-          <w:sz w:val="16"/>
-          <w:szCs w:val="16"/>
-          <w:lang w:val="en-CA"/>
-        </w:rPr>
-      </w:pPr>
-    </w:p>
-    <w:p>
-      <w:pPr>
-        <w:rPr>
-          <w:sz w:val="16"/>
-          <w:szCs w:val="16"/>
-          <w:lang w:val="en-CA"/>
-        </w:rPr>
-      </w:pPr>
-      <w:r>
-        <w:rPr>
-          <w:sz w:val="16"/>
-          <w:szCs w:val="16"/>
-          <w:lang w:val="en-CA"/>
-        </w:rPr>
-        <w:t xml:space="preserve">7. </w:t>
-      </w:r>
+        <w:t>📊</w:t>
+      </w:r>
+      <w:r>
+        <w:rPr>
+          <w:sz w:val="16"/>
+          <w:szCs w:val="16"/>
+          <w:lang w:val="en-CA"/>
+        </w:rPr>
+        <w:t xml:space="preserve"> DATA MODEL:</w:t>
+      </w:r>
+    </w:p>
+    <w:p>
+      <w:pPr>
+        <w:rPr>
+          <w:sz w:val="16"/>
+          <w:szCs w:val="16"/>
+          <w:lang w:val="en-CA"/>
+        </w:rPr>
+      </w:pPr>
+      <w:r>
+        <w:rPr>
+          <w:sz w:val="16"/>
+          <w:szCs w:val="16"/>
+          <w:lang w:val="en-CA"/>
+        </w:rPr>
+        <w:t>Design should support displaying the following data structures:</w:t>
+      </w:r>
+    </w:p>
+    <w:p>
+      <w:pPr>
+        <w:rPr>
+          <w:sz w:val="16"/>
+          <w:szCs w:val="16"/>
+          <w:lang w:val="en-CA"/>
+        </w:rPr>
+      </w:pPr>
+      <w:r>
+        <w:rPr>
+          <w:sz w:val="16"/>
+          <w:szCs w:val="16"/>
+          <w:lang w:val="en-CA"/>
+        </w:rPr>
+        <w:t>- Events (title, description, datetime, location, category, faculty, status, registration info)</w:t>
+      </w:r>
+    </w:p>
+    <w:p>
+      <w:pPr>
+        <w:rPr>
+          <w:sz w:val="16"/>
+          <w:szCs w:val="16"/>
+          <w:lang w:val="en-CA"/>
+        </w:rPr>
+      </w:pPr>
+      <w:r>
+        <w:rPr>
+          <w:sz w:val="16"/>
+          <w:szCs w:val="16"/>
+          <w:lang w:val="en-CA"/>
+        </w:rPr>
+        <w:t>- Registrations (QR code, check-in status)</w:t>
+      </w:r>
+    </w:p>
+    <w:p>
+      <w:pPr>
+        <w:rPr>
+          <w:sz w:val="16"/>
+          <w:szCs w:val="16"/>
+          <w:lang w:val="en-CA"/>
+        </w:rPr>
+      </w:pPr>
+      <w:r>
+        <w:rPr>
+          <w:sz w:val="16"/>
+          <w:szCs w:val="16"/>
+          <w:lang w:val="en-CA"/>
+        </w:rPr>
+        <w:t>- Feedback (rating, comments)</w:t>
+      </w:r>
+    </w:p>
+    <w:p>
+      <w:pPr>
+        <w:rPr>
+          <w:sz w:val="16"/>
+          <w:szCs w:val="16"/>
+          <w:lang w:val="en-CA"/>
+        </w:rPr>
+      </w:pPr>
+      <w:r>
+        <w:rPr>
+          <w:sz w:val="16"/>
+          <w:szCs w:val="16"/>
+          <w:lang w:val="en-CA"/>
+        </w:rPr>
+        <w:t>- Materials (files)</w:t>
+      </w:r>
+    </w:p>
+    <w:p>
+      <w:pPr>
+        <w:rPr>
+          <w:sz w:val="16"/>
+          <w:szCs w:val="16"/>
+          <w:lang w:val="en-CA"/>
+        </w:rPr>
+      </w:pPr>
+      <w:r>
+        <w:rPr>
+          <w:sz w:val="16"/>
+          <w:szCs w:val="16"/>
+          <w:lang w:val="en-CA"/>
+        </w:rPr>
+        <w:t>- Sponsors (logos and links)</w:t>
+      </w:r>
+    </w:p>
+    <w:p>
+      <w:pPr>
+        <w:rPr>
+          <w:sz w:val="16"/>
+          <w:szCs w:val="16"/>
+          <w:lang w:val="en-CA"/>
+        </w:rPr>
+      </w:pPr>
+    </w:p>
+    <w:p>
+      <w:pPr>
+        <w:rPr>
+          <w:sz w:val="16"/>
+          <w:szCs w:val="16"/>
+          <w:lang w:val="en-CA"/>
+        </w:rPr>
+      </w:pPr>
       <w:r>
         <w:rPr>
           <w:rFonts w:ascii="Segoe UI Emoji" w:hAnsi="Segoe UI Emoji" w:cs="Segoe UI Emoji"/>
@@ -1639,161 +2160,78 @@
           <w:szCs w:val="16"/>
           <w:lang w:val="en-CA"/>
         </w:rPr>
-        <w:t>🎯</w:t>
-      </w:r>
-      <w:r>
-        <w:rPr>
-          <w:sz w:val="16"/>
-          <w:szCs w:val="16"/>
-          <w:lang w:val="en-CA"/>
-        </w:rPr>
-        <w:t xml:space="preserve"> UI COMPONENTS:</w:t>
-      </w:r>
-    </w:p>
-    <w:p>
-      <w:pPr>
-        <w:rPr>
-          <w:sz w:val="16"/>
-          <w:szCs w:val="16"/>
-          <w:lang w:val="en-CA"/>
-        </w:rPr>
-      </w:pPr>
-      <w:r>
-        <w:rPr>
-          <w:sz w:val="16"/>
-          <w:szCs w:val="16"/>
-          <w:lang w:val="en-CA"/>
-        </w:rPr>
-        <w:t>- Modern dropdowns (rounded, smooth animations)</w:t>
-      </w:r>
-    </w:p>
-    <w:p>
-      <w:pPr>
-        <w:rPr>
-          <w:sz w:val="16"/>
-          <w:szCs w:val="16"/>
-          <w:lang w:val="en-CA"/>
-        </w:rPr>
-      </w:pPr>
-      <w:r>
-        <w:rPr>
-          <w:sz w:val="16"/>
-          <w:szCs w:val="16"/>
-          <w:lang w:val="en-CA"/>
-        </w:rPr>
-        <w:t>- Cards with subtle shadows and hover effects</w:t>
-      </w:r>
-    </w:p>
-    <w:p>
-      <w:pPr>
-        <w:rPr>
-          <w:sz w:val="16"/>
-          <w:szCs w:val="16"/>
-          <w:lang w:val="en-CA"/>
-        </w:rPr>
-      </w:pPr>
-      <w:r>
-        <w:rPr>
-          <w:sz w:val="16"/>
-          <w:szCs w:val="16"/>
-          <w:lang w:val="en-CA"/>
-        </w:rPr>
-        <w:t>- Buttons with gradients or soft glow</w:t>
-      </w:r>
-    </w:p>
-    <w:p>
-      <w:pPr>
-        <w:rPr>
-          <w:sz w:val="16"/>
-          <w:szCs w:val="16"/>
-          <w:lang w:val="en-CA"/>
-        </w:rPr>
-      </w:pPr>
-      <w:r>
-        <w:rPr>
-          <w:sz w:val="16"/>
-          <w:szCs w:val="16"/>
-          <w:lang w:val="en-CA"/>
-        </w:rPr>
-        <w:t>- Tags/badges for category, faculty, status</w:t>
-      </w:r>
-    </w:p>
-    <w:p>
-      <w:pPr>
-        <w:rPr>
-          <w:sz w:val="16"/>
-          <w:szCs w:val="16"/>
-          <w:lang w:val="en-CA"/>
-        </w:rPr>
-      </w:pPr>
-      <w:r>
-        <w:rPr>
-          <w:sz w:val="16"/>
-          <w:szCs w:val="16"/>
-          <w:lang w:val="en-CA"/>
-        </w:rPr>
-        <w:t>- Skeleton loaders for loading states</w:t>
-      </w:r>
-    </w:p>
-    <w:p>
-      <w:pPr>
-        <w:rPr>
-          <w:sz w:val="16"/>
-          <w:szCs w:val="16"/>
-          <w:lang w:val="en-CA"/>
-        </w:rPr>
-      </w:pPr>
-    </w:p>
-    <w:p>
-      <w:pPr>
-        <w:rPr>
-          <w:sz w:val="16"/>
-          <w:szCs w:val="16"/>
-          <w:lang w:val="en-CA"/>
-        </w:rPr>
-      </w:pPr>
-      <w:r>
-        <w:rPr>
-          <w:sz w:val="16"/>
-          <w:szCs w:val="16"/>
-          <w:lang w:val="en-CA"/>
-        </w:rPr>
-        <w:t xml:space="preserve">8. </w:t>
-      </w:r>
-      <w:r>
-        <w:rPr>
-          <w:rFonts w:ascii="Segoe UI Emoji" w:hAnsi="Segoe UI Emoji" w:cs="Segoe UI Emoji"/>
-          <w:sz w:val="16"/>
-          <w:szCs w:val="16"/>
-          <w:lang w:val="en-CA"/>
-        </w:rPr>
-        <w:t>✨</w:t>
-      </w:r>
-      <w:r>
-        <w:rPr>
-          <w:sz w:val="16"/>
-          <w:szCs w:val="16"/>
-          <w:lang w:val="en-CA"/>
-        </w:rPr>
-        <w:t xml:space="preserve"> UX DETAILS:</w:t>
-      </w:r>
-    </w:p>
-    <w:p>
-      <w:pPr>
-        <w:rPr>
-          <w:sz w:val="16"/>
-          <w:szCs w:val="16"/>
-          <w:lang w:val="en-CA"/>
-        </w:rPr>
-      </w:pPr>
-      <w:r>
-        <w:rPr>
-          <w:sz w:val="16"/>
-          <w:szCs w:val="16"/>
-          <w:lang w:val="en-CA"/>
-        </w:rPr>
-        <w:t xml:space="preserve">- Smooth transitions and </w:t>
-      </w:r>
+        <w:t>⚡</w:t>
+      </w:r>
+      <w:r>
+        <w:rPr>
+          <w:sz w:val="16"/>
+          <w:szCs w:val="16"/>
+          <w:lang w:val="en-CA"/>
+        </w:rPr>
+        <w:t xml:space="preserve"> GOAL:</w:t>
+      </w:r>
+    </w:p>
+    <w:p>
+      <w:pPr>
+        <w:rPr>
+          <w:sz w:val="16"/>
+          <w:szCs w:val="16"/>
+          <w:lang w:val="en-CA"/>
+        </w:rPr>
+      </w:pPr>
+      <w:r>
+        <w:rPr>
+          <w:sz w:val="16"/>
+          <w:szCs w:val="16"/>
+          <w:lang w:val="en-CA"/>
+        </w:rPr>
+        <w:t xml:space="preserve">Create a visually appealing, modern university event dashboard that feels intuitive, scalable, and </w:t>
+      </w:r>
+      <w:proofErr w:type="gramStart"/>
+      <w:r>
+        <w:rPr>
+          <w:sz w:val="16"/>
+          <w:szCs w:val="16"/>
+          <w:lang w:val="en-CA"/>
+        </w:rPr>
+        <w:t>production-ready</w:t>
+      </w:r>
+      <w:proofErr w:type="gramEnd"/>
+      <w:r>
+        <w:rPr>
+          <w:sz w:val="16"/>
+          <w:szCs w:val="16"/>
+          <w:lang w:val="en-CA"/>
+        </w:rPr>
+        <w:t>.</w:t>
+      </w:r>
+    </w:p>
+    <w:p>
+      <w:pPr>
+        <w:rPr>
+          <w:sz w:val="16"/>
+          <w:szCs w:val="16"/>
+          <w:lang w:val="en-CA"/>
+        </w:rPr>
+      </w:pPr>
+    </w:p>
+    <w:p>
+      <w:pPr>
+        <w:rPr>
+          <w:sz w:val="16"/>
+          <w:szCs w:val="16"/>
+          <w:lang w:val="en-CA"/>
+        </w:rPr>
+      </w:pPr>
+    </w:p>
+    <w:p>
+      <w:pPr>
+        <w:rPr>
+          <w:sz w:val="16"/>
+          <w:szCs w:val="16"/>
+          <w:lang w:val="en-CA"/>
+        </w:rPr>
+      </w:pPr>
       <w:proofErr w:type="spellStart"/>
       <w:r>
         <w:rPr>
@@ -1801,119 +2239,16 @@
           <w:szCs w:val="16"/>
           <w:lang w:val="en-CA"/>
         </w:rPr>
-        <w:t>microinteractions</w:t>
+        <w:t>Insasi</w:t>
       </w:r>
       <w:proofErr w:type="spellEnd"/>
-    </w:p>
-    <w:p>
-      <w:pPr>
-        <w:rPr>
-          <w:sz w:val="16"/>
-          <w:szCs w:val="16"/>
-          <w:lang w:val="en-CA"/>
-        </w:rPr>
-      </w:pPr>
-      <w:r>
-        <w:rPr>
-          <w:sz w:val="16"/>
-          <w:szCs w:val="16"/>
-          <w:lang w:val="en-CA"/>
-        </w:rPr>
-        <w:t>- Hover effects on cards and buttons</w:t>
-      </w:r>
-    </w:p>
-    <w:p>
-      <w:pPr>
-        <w:rPr>
-          <w:sz w:val="16"/>
-          <w:szCs w:val="16"/>
-          <w:lang w:val="en-CA"/>
-        </w:rPr>
-      </w:pPr>
-      <w:r>
-        <w:rPr>
-          <w:sz w:val="16"/>
-          <w:szCs w:val="16"/>
-          <w:lang w:val="en-CA"/>
-        </w:rPr>
-        <w:t>- Clean spacing and grid system</w:t>
-      </w:r>
-    </w:p>
-    <w:p>
-      <w:pPr>
-        <w:rPr>
-          <w:sz w:val="16"/>
-          <w:szCs w:val="16"/>
-          <w:lang w:val="en-CA"/>
-        </w:rPr>
-      </w:pPr>
-      <w:r>
-        <w:rPr>
-          <w:sz w:val="16"/>
-          <w:szCs w:val="16"/>
-          <w:lang w:val="en-CA"/>
-        </w:rPr>
-        <w:t>- Accessible contrast and readable text</w:t>
-      </w:r>
-    </w:p>
-    <w:p>
-      <w:pPr>
-        <w:rPr>
-          <w:sz w:val="16"/>
-          <w:szCs w:val="16"/>
-          <w:lang w:val="en-CA"/>
-        </w:rPr>
-      </w:pPr>
-    </w:p>
-    <w:p>
-      <w:pPr>
-        <w:rPr>
-          <w:sz w:val="16"/>
-          <w:szCs w:val="16"/>
-          <w:lang w:val="en-CA"/>
-        </w:rPr>
-      </w:pPr>
-      <w:r>
-        <w:rPr>
-          <w:sz w:val="16"/>
-          <w:szCs w:val="16"/>
-          <w:lang w:val="en-CA"/>
-        </w:rPr>
-        <w:t xml:space="preserve">9. </w:t>
-      </w:r>
-      <w:r>
-        <w:rPr>
-          <w:rFonts w:ascii="Segoe UI Emoji" w:hAnsi="Segoe UI Emoji" w:cs="Segoe UI Emoji"/>
-          <w:sz w:val="16"/>
-          <w:szCs w:val="16"/>
-          <w:lang w:val="en-CA"/>
-        </w:rPr>
-        <w:t>🎨</w:t>
-      </w:r>
-      <w:r>
-        <w:rPr>
-          <w:sz w:val="16"/>
-          <w:szCs w:val="16"/>
-          <w:lang w:val="en-CA"/>
-        </w:rPr>
-        <w:t xml:space="preserve"> EXTRA:</w:t>
-      </w:r>
-    </w:p>
-    <w:p>
-      <w:pPr>
-        <w:rPr>
-          <w:sz w:val="16"/>
-          <w:szCs w:val="16"/>
-          <w:lang w:val="en-CA"/>
-        </w:rPr>
-      </w:pPr>
-      <w:r>
-        <w:rPr>
-          <w:sz w:val="16"/>
-          <w:szCs w:val="16"/>
-          <w:lang w:val="en-CA"/>
-        </w:rPr>
-        <w:t>- Use icons (</w:t>
+      <w:r>
+        <w:rPr>
+          <w:sz w:val="16"/>
+          <w:szCs w:val="16"/>
+          <w:lang w:val="en-CA"/>
+        </w:rPr>
+        <w:t xml:space="preserve"> </w:t>
       </w:r>
       <w:proofErr w:type="spellStart"/>
       <w:r>
@@ -1922,7 +2257,7 @@
           <w:szCs w:val="16"/>
           <w:lang w:val="en-CA"/>
         </w:rPr>
-        <w:t>Heroicons</w:t>
+        <w:t>rezultatele</w:t>
       </w:r>
       <w:proofErr w:type="spellEnd"/>
       <w:r>
@@ -1931,294 +2266,8 @@
           <w:szCs w:val="16"/>
           <w:lang w:val="en-CA"/>
         </w:rPr>
-        <w:t xml:space="preserve"> / Material style)</w:t>
-      </w:r>
-    </w:p>
-    <w:p>
-      <w:pPr>
-        <w:rPr>
-          <w:sz w:val="16"/>
-          <w:szCs w:val="16"/>
-          <w:lang w:val="en-CA"/>
-        </w:rPr>
-      </w:pPr>
-      <w:r>
-        <w:rPr>
-          <w:sz w:val="16"/>
-          <w:szCs w:val="16"/>
-          <w:lang w:val="en-CA"/>
-        </w:rPr>
-        <w:lastRenderedPageBreak/>
-        <w:t>- Include empty states (no events, no materials, etc.)</w:t>
-      </w:r>
-    </w:p>
-    <w:p>
-      <w:pPr>
-        <w:rPr>
-          <w:sz w:val="16"/>
-          <w:szCs w:val="16"/>
-          <w:lang w:val="en-CA"/>
-        </w:rPr>
-      </w:pPr>
-      <w:r>
-        <w:rPr>
-          <w:sz w:val="16"/>
-          <w:szCs w:val="16"/>
-          <w:lang w:val="en-CA"/>
-        </w:rPr>
-        <w:t>- Include loading states</w:t>
-      </w:r>
-    </w:p>
-    <w:p>
-      <w:pPr>
-        <w:rPr>
-          <w:sz w:val="16"/>
-          <w:szCs w:val="16"/>
-          <w:lang w:val="en-CA"/>
-        </w:rPr>
-      </w:pPr>
-      <w:r>
-        <w:rPr>
-          <w:sz w:val="16"/>
-          <w:szCs w:val="16"/>
-          <w:lang w:val="en-CA"/>
-        </w:rPr>
-        <w:t>- Include success/error messages</w:t>
-      </w:r>
-    </w:p>
-    <w:p>
-      <w:pPr>
-        <w:rPr>
-          <w:sz w:val="16"/>
-          <w:szCs w:val="16"/>
-          <w:lang w:val="en-CA"/>
-        </w:rPr>
-      </w:pPr>
-    </w:p>
-    <w:p>
-      <w:pPr>
-        <w:rPr>
-          <w:sz w:val="16"/>
-          <w:szCs w:val="16"/>
-          <w:lang w:val="en-CA"/>
-        </w:rPr>
-      </w:pPr>
-      <w:r>
-        <w:rPr>
-          <w:rFonts w:ascii="Segoe UI Emoji" w:hAnsi="Segoe UI Emoji" w:cs="Segoe UI Emoji"/>
-          <w:sz w:val="16"/>
-          <w:szCs w:val="16"/>
-          <w:lang w:val="en-CA"/>
-        </w:rPr>
-        <w:t>📊</w:t>
-      </w:r>
-      <w:r>
-        <w:rPr>
-          <w:sz w:val="16"/>
-          <w:szCs w:val="16"/>
-          <w:lang w:val="en-CA"/>
-        </w:rPr>
-        <w:t xml:space="preserve"> DATA MODEL:</w:t>
-      </w:r>
-    </w:p>
-    <w:p>
-      <w:pPr>
-        <w:rPr>
-          <w:sz w:val="16"/>
-          <w:szCs w:val="16"/>
-          <w:lang w:val="en-CA"/>
-        </w:rPr>
-      </w:pPr>
-      <w:r>
-        <w:rPr>
-          <w:sz w:val="16"/>
-          <w:szCs w:val="16"/>
-          <w:lang w:val="en-CA"/>
-        </w:rPr>
-        <w:t>Design should support displaying the following data structures:</w:t>
-      </w:r>
-    </w:p>
-    <w:p>
-      <w:pPr>
-        <w:rPr>
-          <w:sz w:val="16"/>
-          <w:szCs w:val="16"/>
-          <w:lang w:val="en-CA"/>
-        </w:rPr>
-      </w:pPr>
-      <w:r>
-        <w:rPr>
-          <w:sz w:val="16"/>
-          <w:szCs w:val="16"/>
-          <w:lang w:val="en-CA"/>
-        </w:rPr>
-        <w:t>- Events (title, description, datetime, location, category, faculty, status, registration info)</w:t>
-      </w:r>
-    </w:p>
-    <w:p>
-      <w:pPr>
-        <w:rPr>
-          <w:sz w:val="16"/>
-          <w:szCs w:val="16"/>
-          <w:lang w:val="en-CA"/>
-        </w:rPr>
-      </w:pPr>
-      <w:r>
-        <w:rPr>
-          <w:sz w:val="16"/>
-          <w:szCs w:val="16"/>
-          <w:lang w:val="en-CA"/>
-        </w:rPr>
-        <w:t>- Registrations (QR code, check-in status)</w:t>
-      </w:r>
-    </w:p>
-    <w:p>
-      <w:pPr>
-        <w:rPr>
-          <w:sz w:val="16"/>
-          <w:szCs w:val="16"/>
-          <w:lang w:val="en-CA"/>
-        </w:rPr>
-      </w:pPr>
-      <w:r>
-        <w:rPr>
-          <w:sz w:val="16"/>
-          <w:szCs w:val="16"/>
-          <w:lang w:val="en-CA"/>
-        </w:rPr>
-        <w:t>- Feedback (rating, comments)</w:t>
-      </w:r>
-    </w:p>
-    <w:p>
-      <w:pPr>
-        <w:rPr>
-          <w:sz w:val="16"/>
-          <w:szCs w:val="16"/>
-          <w:lang w:val="en-CA"/>
-        </w:rPr>
-      </w:pPr>
-      <w:r>
-        <w:rPr>
-          <w:sz w:val="16"/>
-          <w:szCs w:val="16"/>
-          <w:lang w:val="en-CA"/>
-        </w:rPr>
-        <w:t>- Materials (files)</w:t>
-      </w:r>
-    </w:p>
-    <w:p>
-      <w:pPr>
-        <w:rPr>
-          <w:sz w:val="16"/>
-          <w:szCs w:val="16"/>
-          <w:lang w:val="en-CA"/>
-        </w:rPr>
-      </w:pPr>
-      <w:r>
-        <w:rPr>
-          <w:sz w:val="16"/>
-          <w:szCs w:val="16"/>
-          <w:lang w:val="en-CA"/>
-        </w:rPr>
-        <w:t>- Sponsors (logos and links)</w:t>
-      </w:r>
-    </w:p>
-    <w:p>
-      <w:pPr>
-        <w:rPr>
-          <w:sz w:val="16"/>
-          <w:szCs w:val="16"/>
-          <w:lang w:val="en-CA"/>
-        </w:rPr>
-      </w:pPr>
-    </w:p>
-    <w:p>
-      <w:pPr>
-        <w:rPr>
-          <w:sz w:val="16"/>
-          <w:szCs w:val="16"/>
-          <w:lang w:val="en-CA"/>
-        </w:rPr>
-      </w:pPr>
-      <w:r>
-        <w:rPr>
-          <w:rFonts w:ascii="Segoe UI Emoji" w:hAnsi="Segoe UI Emoji" w:cs="Segoe UI Emoji"/>
-          <w:sz w:val="16"/>
-          <w:szCs w:val="16"/>
-          <w:lang w:val="en-CA"/>
-        </w:rPr>
-        <w:t>⚡</w:t>
-      </w:r>
-      <w:r>
-        <w:rPr>
-          <w:sz w:val="16"/>
-          <w:szCs w:val="16"/>
-          <w:lang w:val="en-CA"/>
-        </w:rPr>
-        <w:t xml:space="preserve"> GOAL:</w:t>
-      </w:r>
-    </w:p>
-    <w:p>
-      <w:pPr>
-        <w:rPr>
-          <w:sz w:val="16"/>
-          <w:szCs w:val="16"/>
-          <w:lang w:val="en-CA"/>
-        </w:rPr>
-      </w:pPr>
-      <w:r>
-        <w:rPr>
-          <w:sz w:val="16"/>
-          <w:szCs w:val="16"/>
-          <w:lang w:val="en-CA"/>
-        </w:rPr>
-        <w:t xml:space="preserve">Create a visually appealing, modern university event dashboard that feels intuitive, scalable, and </w:t>
-      </w:r>
-      <w:proofErr w:type="gramStart"/>
-      <w:r>
-        <w:rPr>
-          <w:sz w:val="16"/>
-          <w:szCs w:val="16"/>
-          <w:lang w:val="en-CA"/>
-        </w:rPr>
-        <w:t>production-ready</w:t>
-      </w:r>
-      <w:proofErr w:type="gramEnd"/>
-      <w:r>
-        <w:rPr>
-          <w:sz w:val="16"/>
-          <w:szCs w:val="16"/>
-          <w:lang w:val="en-CA"/>
-        </w:rPr>
-        <w:t>.</w:t>
-      </w:r>
-    </w:p>
-    <w:p>
-      <w:pPr>
-        <w:rPr>
-          <w:sz w:val="16"/>
-          <w:szCs w:val="16"/>
-          <w:lang w:val="en-CA"/>
-        </w:rPr>
-      </w:pPr>
-    </w:p>
-    <w:p>
-      <w:pPr>
-        <w:rPr>
-          <w:sz w:val="16"/>
-          <w:szCs w:val="16"/>
-          <w:lang w:val="en-CA"/>
-        </w:rPr>
-      </w:pPr>
-    </w:p>
-    <w:p>
-      <w:pPr>
-        <w:rPr>
-          <w:sz w:val="16"/>
-          <w:szCs w:val="16"/>
-          <w:lang w:val="en-CA"/>
-        </w:rPr>
-      </w:pPr>
+        <w:t xml:space="preserve"> sunt </w:t>
+      </w:r>
       <w:proofErr w:type="spellStart"/>
       <w:r>
         <w:rPr>
@@ -2226,7 +2275,7 @@
           <w:szCs w:val="16"/>
           <w:lang w:val="en-CA"/>
         </w:rPr>
-        <w:t>Insasi</w:t>
+        <w:t>destul</w:t>
       </w:r>
       <w:proofErr w:type="spellEnd"/>
       <w:r>
@@ -2235,7 +2284,7 @@
           <w:szCs w:val="16"/>
           <w:lang w:val="en-CA"/>
         </w:rPr>
-        <w:t xml:space="preserve"> </w:t>
+        <w:t xml:space="preserve"> de </w:t>
       </w:r>
       <w:proofErr w:type="spellStart"/>
       <w:r>
@@ -2244,7 +2293,7 @@
           <w:szCs w:val="16"/>
           <w:lang w:val="en-CA"/>
         </w:rPr>
-        <w:t>rezultatele</w:t>
+        <w:t>bune</w:t>
       </w:r>
       <w:proofErr w:type="spellEnd"/>
       <w:r>
@@ -2253,42 +2302,6 @@
           <w:szCs w:val="16"/>
           <w:lang w:val="en-CA"/>
         </w:rPr>
-        <w:t xml:space="preserve"> sunt </w:t>
-      </w:r>
-      <w:proofErr w:type="spellStart"/>
-      <w:r>
-        <w:rPr>
-          <w:sz w:val="16"/>
-          <w:szCs w:val="16"/>
-          <w:lang w:val="en-CA"/>
-        </w:rPr>
-        <w:t>destul</w:t>
-      </w:r>
-      <w:proofErr w:type="spellEnd"/>
-      <w:r>
-        <w:rPr>
-          <w:sz w:val="16"/>
-          <w:szCs w:val="16"/>
-          <w:lang w:val="en-CA"/>
-        </w:rPr>
-        <w:t xml:space="preserve"> de </w:t>
-      </w:r>
-      <w:proofErr w:type="spellStart"/>
-      <w:r>
-        <w:rPr>
-          <w:sz w:val="16"/>
-          <w:szCs w:val="16"/>
-          <w:lang w:val="en-CA"/>
-        </w:rPr>
-        <w:t>bune</w:t>
-      </w:r>
-      <w:proofErr w:type="spellEnd"/>
-      <w:r>
-        <w:rPr>
-          <w:sz w:val="16"/>
-          <w:szCs w:val="16"/>
-          <w:lang w:val="en-CA"/>
-        </w:rPr>
         <w:t>:</w:t>
       </w:r>
       <w:r>
@@ -2301,6 +2314,7 @@
       </w:r>
       <w:r>
         <w:rPr>
+          <w:noProof/>
           <w:sz w:val="16"/>
           <w:szCs w:val="16"/>
           <w:lang w:val="en-CA"/>
@@ -2459,6 +2473,7 @@
       </w:pPr>
       <w:r>
         <w:rPr>
+          <w:noProof/>
           <w:sz w:val="16"/>
           <w:szCs w:val="16"/>
           <w:lang w:val="en-CA"/>
@@ -2635,6 +2650,7 @@
       </w:pPr>
       <w:r>
         <w:rPr>
+          <w:noProof/>
           <w:sz w:val="16"/>
           <w:szCs w:val="16"/>
           <w:lang w:val="en-CA"/>
